--- a/resume/CV_academic_Nicole_Keeney.docx
+++ b/resume/CV_academic_Nicole_Keeney.docx
@@ -141,7 +141,57 @@
           <w:sz w:val="22"/>
           <w:szCs w:val="22"/>
         </w:rPr>
-        <w:t>Fast learning, detail-oriented climate data scientist with a background in computational earth science research. Highly qualified with python data science modules for visualization, wrangling, and statistical analysis of climate model and remote sensing data.</w:t>
+        <w:t xml:space="preserve">Interdisciplinary climate data scientist with expertise in geospatial analysis. Skilled in Python for open-source tool development, high-performance computing, and cloud-optimized workflows. Research spans </w:t>
+      </w:r>
+      <w:r>
+        <w:rPr>
+          <w:rFonts w:ascii="Georgia" w:hAnsi="Georgia" w:cstheme="minorHAnsi"/>
+          <w:sz w:val="22"/>
+          <w:szCs w:val="22"/>
+        </w:rPr>
+        <w:t>global flood mapping and impact analysis</w:t>
+      </w:r>
+      <w:r>
+        <w:rPr>
+          <w:rFonts w:ascii="Georgia" w:hAnsi="Georgia" w:cstheme="minorHAnsi"/>
+          <w:sz w:val="22"/>
+          <w:szCs w:val="22"/>
+        </w:rPr>
+        <w:t xml:space="preserve">, </w:t>
+      </w:r>
+      <w:r>
+        <w:rPr>
+          <w:rFonts w:ascii="Georgia" w:hAnsi="Georgia" w:cstheme="minorHAnsi"/>
+          <w:sz w:val="22"/>
+          <w:szCs w:val="22"/>
+        </w:rPr>
+        <w:t>atmospheric modelling for public health applications, and</w:t>
+      </w:r>
+      <w:r>
+        <w:rPr>
+          <w:rFonts w:ascii="Georgia" w:hAnsi="Georgia" w:cstheme="minorHAnsi"/>
+          <w:sz w:val="22"/>
+          <w:szCs w:val="22"/>
+        </w:rPr>
+        <w:t xml:space="preserve"> satellite-based evaluation of </w:t>
+      </w:r>
+      <w:proofErr w:type="gramStart"/>
+      <w:r>
+        <w:rPr>
+          <w:rFonts w:ascii="Georgia" w:hAnsi="Georgia" w:cstheme="minorHAnsi"/>
+          <w:sz w:val="22"/>
+          <w:szCs w:val="22"/>
+        </w:rPr>
+        <w:t>Arctic sea</w:t>
+      </w:r>
+      <w:proofErr w:type="gramEnd"/>
+      <w:r>
+        <w:rPr>
+          <w:rFonts w:ascii="Georgia" w:hAnsi="Georgia" w:cstheme="minorHAnsi"/>
+          <w:sz w:val="22"/>
+          <w:szCs w:val="22"/>
+        </w:rPr>
+        <w:t xml:space="preserve"> ice.</w:t>
       </w:r>
     </w:p>
     <w:p>
@@ -302,7 +352,71 @@
           <w:sz w:val="22"/>
           <w:szCs w:val="22"/>
         </w:rPr>
-        <w:t xml:space="preserve"> August 2023 – present </w:t>
+        <w:t xml:space="preserve"> </w:t>
+      </w:r>
+      <w:r>
+        <w:rPr>
+          <w:rFonts w:ascii="Georgia" w:hAnsi="Georgia" w:cstheme="minorHAnsi"/>
+          <w:sz w:val="22"/>
+          <w:szCs w:val="22"/>
+        </w:rPr>
+        <w:t xml:space="preserve">  Aug </w:t>
+      </w:r>
+      <w:r>
+        <w:rPr>
+          <w:rFonts w:ascii="Georgia" w:hAnsi="Georgia" w:cstheme="minorHAnsi"/>
+          <w:sz w:val="22"/>
+          <w:szCs w:val="22"/>
+        </w:rPr>
+        <w:t xml:space="preserve">2023 – </w:t>
+      </w:r>
+      <w:r>
+        <w:rPr>
+          <w:rFonts w:ascii="Georgia" w:hAnsi="Georgia" w:cstheme="minorHAnsi"/>
+          <w:sz w:val="22"/>
+          <w:szCs w:val="22"/>
+        </w:rPr>
+        <w:t>Dec 2025</w:t>
+      </w:r>
+      <w:r>
+        <w:rPr>
+          <w:rFonts w:ascii="Georgia" w:hAnsi="Georgia" w:cstheme="minorHAnsi"/>
+          <w:sz w:val="22"/>
+          <w:szCs w:val="22"/>
+        </w:rPr>
+        <w:t xml:space="preserve"> </w:t>
+      </w:r>
+    </w:p>
+    <w:p>
+      <w:pPr>
+        <w:pStyle w:val="ListParagraph"/>
+        <w:numPr>
+          <w:ilvl w:val="0"/>
+          <w:numId w:val="9"/>
+        </w:numPr>
+        <w:rPr>
+          <w:rFonts w:ascii="Georgia" w:hAnsi="Georgia" w:cstheme="minorHAnsi"/>
+          <w:sz w:val="22"/>
+          <w:szCs w:val="22"/>
+        </w:rPr>
+      </w:pPr>
+      <w:r>
+        <w:rPr>
+          <w:rFonts w:ascii="Georgia" w:hAnsi="Georgia" w:cstheme="minorHAnsi"/>
+          <w:sz w:val="22"/>
+          <w:szCs w:val="22"/>
+        </w:rPr>
+        <w:t xml:space="preserve">Thesis: </w:t>
+      </w:r>
+      <w:r>
+        <w:rPr>
+          <w:rFonts w:ascii="Georgia" w:hAnsi="Georgia" w:cstheme="minorHAnsi"/>
+          <w:i/>
+          <w:iCs/>
+          <w:sz w:val="22"/>
+          <w:szCs w:val="22"/>
+        </w:rPr>
+        <w:t>A Spatially and Temporally Disaggregated 21st Century Global Flood Record for Flood Impact Analysis</w:t>
       </w:r>
     </w:p>
     <w:p>
@@ -580,23 +694,23 @@
           <w:sz w:val="22"/>
           <w:szCs w:val="22"/>
         </w:rPr>
-        <w:t xml:space="preserve">               </w:t>
-      </w:r>
-      <w:r>
-        <w:rPr>
-          <w:rFonts w:ascii="Georgia" w:hAnsi="Georgia" w:cstheme="minorHAnsi"/>
-          <w:sz w:val="22"/>
-          <w:szCs w:val="22"/>
-        </w:rPr>
-        <w:t xml:space="preserve"> </w:t>
-      </w:r>
-      <w:r>
-        <w:rPr>
-          <w:rFonts w:ascii="Georgia" w:hAnsi="Georgia" w:cstheme="minorHAnsi"/>
-          <w:sz w:val="22"/>
-          <w:szCs w:val="22"/>
-        </w:rPr>
-        <w:t xml:space="preserve">        </w:t>
+        <w:t xml:space="preserve">           </w:t>
+      </w:r>
+      <w:r>
+        <w:rPr>
+          <w:rFonts w:ascii="Georgia" w:hAnsi="Georgia" w:cstheme="minorHAnsi"/>
+          <w:sz w:val="22"/>
+          <w:szCs w:val="22"/>
+        </w:rPr>
+        <w:t xml:space="preserve">     </w:t>
+      </w:r>
+      <w:r>
+        <w:rPr>
+          <w:rFonts w:ascii="Georgia" w:hAnsi="Georgia" w:cstheme="minorHAnsi"/>
+          <w:sz w:val="22"/>
+          <w:szCs w:val="22"/>
+        </w:rPr>
+        <w:t xml:space="preserve">Dec </w:t>
       </w:r>
       <w:r>
         <w:rPr>
@@ -1109,7 +1223,7 @@
           <w:sz w:val="22"/>
           <w:szCs w:val="22"/>
         </w:rPr>
-        <w:t xml:space="preserve"> python code (a collection python notebooks and a related python</w:t>
+        <w:t xml:space="preserve"> code (a collection </w:t>
       </w:r>
       <w:r>
         <w:rPr>
@@ -1118,6 +1232,42 @@
           <w:sz w:val="22"/>
           <w:szCs w:val="22"/>
         </w:rPr>
+        <w:t xml:space="preserve">Jupyter </w:t>
+      </w:r>
+      <w:r>
+        <w:rPr>
+          <w:rFonts w:ascii="Georgia" w:eastAsia="Open Sans Light" w:hAnsi="Georgia" w:cstheme="minorHAnsi"/>
+          <w:bCs/>
+          <w:sz w:val="22"/>
+          <w:szCs w:val="22"/>
+        </w:rPr>
+        <w:t xml:space="preserve">notebooks and a related </w:t>
+      </w:r>
+      <w:r>
+        <w:rPr>
+          <w:rFonts w:ascii="Georgia" w:eastAsia="Open Sans Light" w:hAnsi="Georgia" w:cstheme="minorHAnsi"/>
+          <w:bCs/>
+          <w:sz w:val="22"/>
+          <w:szCs w:val="22"/>
+        </w:rPr>
+        <w:t>P</w:t>
+      </w:r>
+      <w:r>
+        <w:rPr>
+          <w:rFonts w:ascii="Georgia" w:eastAsia="Open Sans Light" w:hAnsi="Georgia" w:cstheme="minorHAnsi"/>
+          <w:bCs/>
+          <w:sz w:val="22"/>
+          <w:szCs w:val="22"/>
+        </w:rPr>
+        <w:t>ython</w:t>
+      </w:r>
+      <w:r>
+        <w:rPr>
+          <w:rFonts w:ascii="Georgia" w:eastAsia="Open Sans Light" w:hAnsi="Georgia" w:cstheme="minorHAnsi"/>
+          <w:bCs/>
+          <w:sz w:val="22"/>
+          <w:szCs w:val="22"/>
+        </w:rPr>
         <w:t xml:space="preserve"> </w:t>
       </w:r>
       <w:r>
@@ -1150,6 +1300,106 @@
     </w:p>
     <w:p>
       <w:pPr>
+        <w:pStyle w:val="ListParagraph"/>
+        <w:numPr>
+          <w:ilvl w:val="0"/>
+          <w:numId w:val="6"/>
+        </w:numPr>
+        <w:rPr>
+          <w:rFonts w:ascii="Georgia" w:hAnsi="Georgia"/>
+          <w:color w:val="000000"/>
+          <w:sz w:val="22"/>
+          <w:szCs w:val="22"/>
+        </w:rPr>
+      </w:pPr>
+      <w:r>
+        <w:rPr>
+          <w:rFonts w:ascii="Georgia" w:hAnsi="Georgia"/>
+          <w:color w:val="000000"/>
+          <w:sz w:val="22"/>
+          <w:szCs w:val="22"/>
+        </w:rPr>
+        <w:t>Contributed to a cloud-based pipeline</w:t>
+      </w:r>
+      <w:r>
+        <w:rPr>
+          <w:rFonts w:ascii="Georgia" w:hAnsi="Georgia"/>
+          <w:color w:val="000000"/>
+          <w:sz w:val="22"/>
+          <w:szCs w:val="22"/>
+        </w:rPr>
+        <w:t xml:space="preserve"> for</w:t>
+      </w:r>
+      <w:r>
+        <w:rPr>
+          <w:rFonts w:ascii="Georgia" w:hAnsi="Georgia"/>
+          <w:color w:val="000000"/>
+          <w:sz w:val="22"/>
+          <w:szCs w:val="22"/>
+        </w:rPr>
+        <w:t xml:space="preserve"> quality control and</w:t>
+      </w:r>
+      <w:r>
+        <w:rPr>
+          <w:rFonts w:ascii="Georgia" w:hAnsi="Georgia"/>
+          <w:color w:val="000000"/>
+          <w:sz w:val="22"/>
+          <w:szCs w:val="22"/>
+        </w:rPr>
+        <w:t xml:space="preserve"> data</w:t>
+      </w:r>
+      <w:r>
+        <w:rPr>
+          <w:rFonts w:ascii="Georgia" w:hAnsi="Georgia"/>
+          <w:color w:val="000000"/>
+          <w:sz w:val="22"/>
+          <w:szCs w:val="22"/>
+        </w:rPr>
+        <w:t xml:space="preserve"> standardization of 1300+stations of historical weather data, </w:t>
+      </w:r>
+      <w:r>
+        <w:rPr>
+          <w:rFonts w:ascii="Georgia" w:hAnsi="Georgia"/>
+          <w:color w:val="000000"/>
+          <w:sz w:val="22"/>
+          <w:szCs w:val="22"/>
+        </w:rPr>
+        <w:t>leading the execution and optimization of</w:t>
+      </w:r>
+      <w:r>
+        <w:rPr>
+          <w:rFonts w:ascii="Georgia" w:hAnsi="Georgia"/>
+          <w:color w:val="000000"/>
+          <w:sz w:val="22"/>
+          <w:szCs w:val="22"/>
+        </w:rPr>
+        <w:t xml:space="preserve"> the cloud workflows on an AWS </w:t>
+      </w:r>
+      <w:proofErr w:type="spellStart"/>
+      <w:r>
+        <w:rPr>
+          <w:rFonts w:ascii="Georgia" w:hAnsi="Georgia"/>
+          <w:color w:val="000000"/>
+          <w:sz w:val="22"/>
+          <w:szCs w:val="22"/>
+        </w:rPr>
+        <w:t>ParallelCluster</w:t>
+      </w:r>
+      <w:proofErr w:type="spellEnd"/>
+      <w:r>
+        <w:rPr>
+          <w:rFonts w:ascii="Georgia" w:hAnsi="Georgia"/>
+          <w:color w:val="000000"/>
+          <w:sz w:val="22"/>
+          <w:szCs w:val="22"/>
+        </w:rPr>
+        <w:t>.</w:t>
+      </w:r>
+    </w:p>
+    <w:p>
+      <w:pPr>
+        <w:pStyle w:val="ListParagraph"/>
+        <w:ind w:left="360"/>
         <w:rPr>
           <w:rFonts w:ascii="Georgia" w:hAnsi="Georgia" w:cstheme="minorHAnsi"/>
           <w:b/>
@@ -1928,198 +2178,6 @@
     </w:p>
     <w:p>
       <w:pPr>
-        <w:rPr>
-          <w:rFonts w:ascii="Georgia" w:hAnsi="Georgia" w:cstheme="minorHAnsi"/>
-          <w:sz w:val="22"/>
-          <w:szCs w:val="22"/>
-        </w:rPr>
-      </w:pPr>
-    </w:p>
-    <w:p>
-      <w:pPr>
-        <w:rPr>
-          <w:rFonts w:ascii="Georgia" w:hAnsi="Georgia" w:cstheme="minorHAnsi"/>
-          <w:b/>
-          <w:bCs/>
-          <w:sz w:val="22"/>
-          <w:szCs w:val="22"/>
-        </w:rPr>
-      </w:pPr>
-      <w:r>
-        <w:rPr>
-          <w:rFonts w:ascii="Georgia" w:hAnsi="Georgia" w:cstheme="minorHAnsi"/>
-          <w:b/>
-          <w:bCs/>
-          <w:sz w:val="22"/>
-          <w:szCs w:val="22"/>
-        </w:rPr>
-        <w:t>University of California, Berkeley, College of Natural Resources</w:t>
-      </w:r>
-      <w:r>
-        <w:rPr>
-          <w:rFonts w:ascii="Georgia" w:hAnsi="Georgia" w:cstheme="minorHAnsi"/>
-          <w:sz w:val="22"/>
-          <w:szCs w:val="22"/>
-        </w:rPr>
-        <w:t xml:space="preserve">                 </w:t>
-      </w:r>
-      <w:r>
-        <w:rPr>
-          <w:rFonts w:ascii="Georgia" w:hAnsi="Georgia" w:cstheme="minorHAnsi"/>
-          <w:sz w:val="22"/>
-          <w:szCs w:val="22"/>
-        </w:rPr>
-        <w:t>Berkeley, CA</w:t>
-      </w:r>
-    </w:p>
-    <w:p>
-      <w:pPr>
-        <w:rPr>
-          <w:rFonts w:ascii="Georgia" w:hAnsi="Georgia" w:cstheme="minorHAnsi"/>
-          <w:sz w:val="22"/>
-          <w:szCs w:val="22"/>
-        </w:rPr>
-      </w:pPr>
-      <w:r>
-        <w:rPr>
-          <w:rFonts w:ascii="Georgia" w:hAnsi="Georgia" w:cstheme="minorHAnsi"/>
-          <w:i/>
-          <w:iCs/>
-          <w:sz w:val="22"/>
-          <w:szCs w:val="22"/>
-        </w:rPr>
-        <w:t>Undergraduate Student Researcher</w:t>
-      </w:r>
-      <w:r>
-        <w:rPr>
-          <w:rFonts w:ascii="Georgia" w:hAnsi="Georgia" w:cstheme="minorHAnsi"/>
-          <w:sz w:val="22"/>
-          <w:szCs w:val="22"/>
-        </w:rPr>
-        <w:t xml:space="preserve"> </w:t>
-      </w:r>
-      <w:r>
-        <w:rPr>
-          <w:rFonts w:ascii="Georgia" w:hAnsi="Georgia" w:cstheme="minorHAnsi"/>
-          <w:sz w:val="22"/>
-          <w:szCs w:val="22"/>
-        </w:rPr>
-        <w:tab/>
-      </w:r>
-      <w:r>
-        <w:rPr>
-          <w:rFonts w:ascii="Georgia" w:hAnsi="Georgia" w:cstheme="minorHAnsi"/>
-          <w:sz w:val="22"/>
-          <w:szCs w:val="22"/>
-        </w:rPr>
-        <w:tab/>
-      </w:r>
-      <w:r>
-        <w:rPr>
-          <w:rFonts w:ascii="Georgia" w:hAnsi="Georgia" w:cstheme="minorHAnsi"/>
-          <w:sz w:val="22"/>
-          <w:szCs w:val="22"/>
-        </w:rPr>
-        <w:tab/>
-      </w:r>
-      <w:r>
-        <w:rPr>
-          <w:rFonts w:ascii="Georgia" w:hAnsi="Georgia" w:cstheme="minorHAnsi"/>
-          <w:sz w:val="22"/>
-          <w:szCs w:val="22"/>
-        </w:rPr>
-        <w:tab/>
-      </w:r>
-      <w:r>
-        <w:rPr>
-          <w:rFonts w:ascii="Georgia" w:hAnsi="Georgia" w:cstheme="minorHAnsi"/>
-          <w:sz w:val="22"/>
-          <w:szCs w:val="22"/>
-        </w:rPr>
-        <w:tab/>
-      </w:r>
-      <w:r>
-        <w:rPr>
-          <w:rFonts w:ascii="Georgia" w:hAnsi="Georgia" w:cstheme="minorHAnsi"/>
-          <w:sz w:val="22"/>
-          <w:szCs w:val="22"/>
-        </w:rPr>
-        <w:tab/>
-        <w:t xml:space="preserve"> </w:t>
-      </w:r>
-      <w:r>
-        <w:rPr>
-          <w:rFonts w:ascii="Georgia" w:hAnsi="Georgia" w:cstheme="minorHAnsi"/>
-          <w:sz w:val="22"/>
-          <w:szCs w:val="22"/>
-        </w:rPr>
-        <w:t xml:space="preserve">Oct </w:t>
-      </w:r>
-      <w:r>
-        <w:rPr>
-          <w:rFonts w:ascii="Georgia" w:hAnsi="Georgia" w:cstheme="minorHAnsi"/>
-          <w:sz w:val="22"/>
-          <w:szCs w:val="22"/>
-        </w:rPr>
-        <w:t xml:space="preserve">2019 – </w:t>
-      </w:r>
-      <w:r>
-        <w:rPr>
-          <w:rFonts w:ascii="Georgia" w:hAnsi="Georgia" w:cstheme="minorHAnsi"/>
-          <w:sz w:val="22"/>
-          <w:szCs w:val="22"/>
-        </w:rPr>
-        <w:t>Dec 2020</w:t>
-      </w:r>
-    </w:p>
-    <w:p>
-      <w:pPr>
-        <w:pStyle w:val="ListParagraph"/>
-        <w:numPr>
-          <w:ilvl w:val="0"/>
-          <w:numId w:val="5"/>
-        </w:numPr>
-        <w:rPr>
-          <w:rFonts w:ascii="Georgia" w:hAnsi="Georgia" w:cstheme="minorHAnsi"/>
-          <w:sz w:val="22"/>
-          <w:szCs w:val="22"/>
-        </w:rPr>
-      </w:pPr>
-      <w:r>
-        <w:rPr>
-          <w:rFonts w:ascii="Georgia" w:hAnsi="Georgia" w:cstheme="minorHAnsi"/>
-          <w:sz w:val="22"/>
-          <w:szCs w:val="22"/>
-        </w:rPr>
-        <w:t xml:space="preserve">Utilized eddy covariance flux measurements and a planetary boundary layer model to evaluate a drought index using python data science packages. </w:t>
-      </w:r>
-      <w:r>
-        <w:rPr>
-          <w:rFonts w:ascii="Georgia" w:hAnsi="Georgia" w:cstheme="minorHAnsi"/>
-          <w:sz w:val="22"/>
-          <w:szCs w:val="22"/>
-        </w:rPr>
-        <w:t xml:space="preserve">Research </w:t>
-      </w:r>
-      <w:r>
-        <w:rPr>
-          <w:rFonts w:ascii="Georgia" w:hAnsi="Georgia" w:cstheme="minorHAnsi"/>
-          <w:sz w:val="22"/>
-          <w:szCs w:val="22"/>
-        </w:rPr>
-        <w:t>contributed to my</w:t>
-      </w:r>
-      <w:r>
-        <w:rPr>
-          <w:rFonts w:ascii="Georgia" w:hAnsi="Georgia" w:cstheme="minorHAnsi"/>
-          <w:sz w:val="22"/>
-          <w:szCs w:val="22"/>
-        </w:rPr>
-        <w:t xml:space="preserve"> undergraduate honors thesis and a related publication. </w:t>
-      </w:r>
-    </w:p>
-    <w:p>
-      <w:pPr>
         <w:pBdr>
           <w:bottom w:val="single" w:sz="4" w:space="1" w:color="auto"/>
         </w:pBdr>
@@ -2127,6 +2185,1027 @@
           <w:rFonts w:ascii="Georgia" w:hAnsi="Georgia" w:cstheme="minorHAnsi"/>
           <w:b/>
           <w:bCs/>
+          <w:sz w:val="26"/>
+          <w:szCs w:val="26"/>
+        </w:rPr>
+      </w:pPr>
+      <w:r>
+        <w:rPr>
+          <w:rFonts w:ascii="Georgia" w:hAnsi="Georgia" w:cstheme="minorHAnsi"/>
+          <w:b/>
+          <w:bCs/>
+          <w:sz w:val="26"/>
+          <w:szCs w:val="26"/>
+        </w:rPr>
+        <w:lastRenderedPageBreak/>
+        <w:t>PUBLICATIONS</w:t>
+      </w:r>
+    </w:p>
+    <w:p>
+      <w:pPr>
+        <w:rPr>
+          <w:rFonts w:ascii="Georgia" w:hAnsi="Georgia" w:cstheme="minorHAnsi"/>
+          <w:color w:val="000000" w:themeColor="text1"/>
+          <w:sz w:val="22"/>
+          <w:szCs w:val="22"/>
+          <w:shd w:val="clear" w:color="auto" w:fill="FFFFFF"/>
+        </w:rPr>
+      </w:pPr>
+      <w:r>
+        <w:rPr>
+          <w:rFonts w:ascii="Georgia" w:hAnsi="Georgia" w:cstheme="minorHAnsi"/>
+          <w:color w:val="000000" w:themeColor="text1"/>
+          <w:sz w:val="22"/>
+          <w:szCs w:val="22"/>
+          <w:shd w:val="clear" w:color="auto" w:fill="FFFFFF"/>
+        </w:rPr>
+        <w:t>Weaver</w:t>
+      </w:r>
+      <w:r>
+        <w:rPr>
+          <w:rFonts w:ascii="Georgia" w:hAnsi="Georgia" w:cstheme="minorHAnsi"/>
+          <w:color w:val="000000" w:themeColor="text1"/>
+          <w:sz w:val="22"/>
+          <w:szCs w:val="22"/>
+          <w:shd w:val="clear" w:color="auto" w:fill="FFFFFF"/>
+        </w:rPr>
+        <w:t xml:space="preserve">, A., </w:t>
+      </w:r>
+      <w:r>
+        <w:rPr>
+          <w:rFonts w:ascii="Georgia" w:hAnsi="Georgia" w:cstheme="minorHAnsi"/>
+          <w:b/>
+          <w:bCs/>
+          <w:color w:val="000000" w:themeColor="text1"/>
+          <w:sz w:val="22"/>
+          <w:szCs w:val="22"/>
+          <w:shd w:val="clear" w:color="auto" w:fill="FFFFFF"/>
+        </w:rPr>
+        <w:t>Keeney, N.,</w:t>
+      </w:r>
+      <w:r>
+        <w:rPr>
+          <w:rFonts w:ascii="Georgia" w:hAnsi="Georgia" w:cstheme="minorHAnsi"/>
+          <w:color w:val="000000" w:themeColor="text1"/>
+          <w:sz w:val="22"/>
+          <w:szCs w:val="22"/>
+          <w:shd w:val="clear" w:color="auto" w:fill="FFFFFF"/>
+        </w:rPr>
+        <w:t xml:space="preserve"> </w:t>
+      </w:r>
+      <w:r>
+        <w:rPr>
+          <w:rFonts w:ascii="Georgia" w:hAnsi="Georgia" w:cstheme="minorHAnsi"/>
+          <w:color w:val="000000" w:themeColor="text1"/>
+          <w:sz w:val="22"/>
+          <w:szCs w:val="22"/>
+          <w:shd w:val="clear" w:color="auto" w:fill="FFFFFF"/>
+        </w:rPr>
+        <w:t>Head</w:t>
+      </w:r>
+      <w:r>
+        <w:rPr>
+          <w:rFonts w:ascii="Georgia" w:hAnsi="Georgia" w:cstheme="minorHAnsi"/>
+          <w:color w:val="000000" w:themeColor="text1"/>
+          <w:sz w:val="22"/>
+          <w:szCs w:val="22"/>
+          <w:shd w:val="clear" w:color="auto" w:fill="FFFFFF"/>
+        </w:rPr>
+        <w:t>, J.,</w:t>
+      </w:r>
+      <w:r>
+        <w:rPr>
+          <w:rFonts w:ascii="Georgia" w:hAnsi="Georgia" w:cstheme="minorHAnsi"/>
+          <w:color w:val="000000" w:themeColor="text1"/>
+          <w:sz w:val="22"/>
+          <w:szCs w:val="22"/>
+          <w:shd w:val="clear" w:color="auto" w:fill="FFFFFF"/>
+        </w:rPr>
+        <w:t xml:space="preserve"> Heaney</w:t>
+      </w:r>
+      <w:r>
+        <w:rPr>
+          <w:rFonts w:ascii="Georgia" w:hAnsi="Georgia" w:cstheme="minorHAnsi"/>
+          <w:color w:val="000000" w:themeColor="text1"/>
+          <w:sz w:val="22"/>
+          <w:szCs w:val="22"/>
+          <w:shd w:val="clear" w:color="auto" w:fill="FFFFFF"/>
+        </w:rPr>
+        <w:t>, A.,</w:t>
+      </w:r>
+      <w:r>
+        <w:rPr>
+          <w:rFonts w:ascii="Georgia" w:hAnsi="Georgia" w:cstheme="minorHAnsi"/>
+          <w:color w:val="000000" w:themeColor="text1"/>
+          <w:sz w:val="22"/>
+          <w:szCs w:val="22"/>
+          <w:shd w:val="clear" w:color="auto" w:fill="FFFFFF"/>
+        </w:rPr>
+        <w:t xml:space="preserve"> </w:t>
+      </w:r>
+      <w:proofErr w:type="spellStart"/>
+      <w:r>
+        <w:rPr>
+          <w:rFonts w:ascii="Georgia" w:hAnsi="Georgia" w:cstheme="minorHAnsi"/>
+          <w:color w:val="000000" w:themeColor="text1"/>
+          <w:sz w:val="22"/>
+          <w:szCs w:val="22"/>
+          <w:shd w:val="clear" w:color="auto" w:fill="FFFFFF"/>
+        </w:rPr>
+        <w:t>Camponuri</w:t>
+      </w:r>
+      <w:proofErr w:type="spellEnd"/>
+      <w:r>
+        <w:rPr>
+          <w:rFonts w:ascii="Georgia" w:hAnsi="Georgia" w:cstheme="minorHAnsi"/>
+          <w:color w:val="000000" w:themeColor="text1"/>
+          <w:sz w:val="22"/>
+          <w:szCs w:val="22"/>
+          <w:shd w:val="clear" w:color="auto" w:fill="FFFFFF"/>
+        </w:rPr>
+        <w:t xml:space="preserve">, </w:t>
+      </w:r>
+      <w:r>
+        <w:rPr>
+          <w:rFonts w:ascii="Georgia" w:hAnsi="Georgia" w:cstheme="minorHAnsi"/>
+          <w:color w:val="000000" w:themeColor="text1"/>
+          <w:sz w:val="22"/>
+          <w:szCs w:val="22"/>
+          <w:shd w:val="clear" w:color="auto" w:fill="FFFFFF"/>
+        </w:rPr>
+        <w:t>S</w:t>
+      </w:r>
+      <w:r>
+        <w:rPr>
+          <w:rFonts w:ascii="Georgia" w:hAnsi="Georgia" w:cstheme="minorHAnsi"/>
+          <w:color w:val="000000" w:themeColor="text1"/>
+          <w:sz w:val="22"/>
+          <w:szCs w:val="22"/>
+          <w:shd w:val="clear" w:color="auto" w:fill="FFFFFF"/>
+        </w:rPr>
+        <w:t>.,</w:t>
+      </w:r>
+      <w:r>
+        <w:rPr>
+          <w:rFonts w:ascii="Georgia" w:hAnsi="Georgia" w:cstheme="minorHAnsi"/>
+          <w:color w:val="000000" w:themeColor="text1"/>
+          <w:sz w:val="22"/>
+          <w:szCs w:val="22"/>
+          <w:shd w:val="clear" w:color="auto" w:fill="FFFFFF"/>
+        </w:rPr>
+        <w:t xml:space="preserve"> </w:t>
+      </w:r>
+      <w:proofErr w:type="spellStart"/>
+      <w:r>
+        <w:rPr>
+          <w:rFonts w:ascii="Georgia" w:hAnsi="Georgia" w:cstheme="minorHAnsi"/>
+          <w:color w:val="000000" w:themeColor="text1"/>
+          <w:sz w:val="22"/>
+          <w:szCs w:val="22"/>
+          <w:shd w:val="clear" w:color="auto" w:fill="FFFFFF"/>
+        </w:rPr>
+        <w:t>Collender</w:t>
+      </w:r>
+      <w:proofErr w:type="spellEnd"/>
+      <w:r>
+        <w:rPr>
+          <w:rFonts w:ascii="Georgia" w:hAnsi="Georgia" w:cstheme="minorHAnsi"/>
+          <w:color w:val="000000" w:themeColor="text1"/>
+          <w:sz w:val="22"/>
+          <w:szCs w:val="22"/>
+          <w:shd w:val="clear" w:color="auto" w:fill="FFFFFF"/>
+        </w:rPr>
+        <w:t>, P.,</w:t>
+      </w:r>
+      <w:r>
+        <w:rPr>
+          <w:rFonts w:ascii="Georgia" w:hAnsi="Georgia" w:cstheme="minorHAnsi"/>
+          <w:color w:val="000000" w:themeColor="text1"/>
+          <w:sz w:val="22"/>
+          <w:szCs w:val="22"/>
+          <w:shd w:val="clear" w:color="auto" w:fill="FFFFFF"/>
+        </w:rPr>
+        <w:t xml:space="preserve"> </w:t>
+      </w:r>
+      <w:proofErr w:type="spellStart"/>
+      <w:r>
+        <w:rPr>
+          <w:rFonts w:ascii="Georgia" w:hAnsi="Georgia" w:cstheme="minorHAnsi"/>
+          <w:color w:val="000000" w:themeColor="text1"/>
+          <w:sz w:val="22"/>
+          <w:szCs w:val="22"/>
+          <w:shd w:val="clear" w:color="auto" w:fill="FFFFFF"/>
+        </w:rPr>
+        <w:t>Bhattachan</w:t>
+      </w:r>
+      <w:proofErr w:type="spellEnd"/>
+      <w:r>
+        <w:rPr>
+          <w:rFonts w:ascii="Georgia" w:hAnsi="Georgia" w:cstheme="minorHAnsi"/>
+          <w:color w:val="000000" w:themeColor="text1"/>
+          <w:sz w:val="22"/>
+          <w:szCs w:val="22"/>
+          <w:shd w:val="clear" w:color="auto" w:fill="FFFFFF"/>
+        </w:rPr>
+        <w:t>, A.,</w:t>
+      </w:r>
+    </w:p>
+    <w:p>
+      <w:pPr>
+        <w:ind w:left="720"/>
+        <w:rPr>
+          <w:rFonts w:ascii="Georgia" w:hAnsi="Georgia" w:cstheme="minorHAnsi"/>
+          <w:color w:val="000000" w:themeColor="text1"/>
+          <w:sz w:val="22"/>
+          <w:szCs w:val="22"/>
+          <w:shd w:val="clear" w:color="auto" w:fill="FFFFFF"/>
+        </w:rPr>
+      </w:pPr>
+      <w:r>
+        <w:rPr>
+          <w:rFonts w:ascii="Georgia" w:hAnsi="Georgia" w:cstheme="minorHAnsi"/>
+          <w:color w:val="000000" w:themeColor="text1"/>
+          <w:sz w:val="22"/>
+          <w:szCs w:val="22"/>
+          <w:shd w:val="clear" w:color="auto" w:fill="FFFFFF"/>
+        </w:rPr>
+        <w:t>Okin</w:t>
+      </w:r>
+      <w:r>
+        <w:rPr>
+          <w:rFonts w:ascii="Georgia" w:hAnsi="Georgia" w:cstheme="minorHAnsi"/>
+          <w:color w:val="000000" w:themeColor="text1"/>
+          <w:sz w:val="22"/>
+          <w:szCs w:val="22"/>
+          <w:shd w:val="clear" w:color="auto" w:fill="FFFFFF"/>
+        </w:rPr>
+        <w:t xml:space="preserve">, G., </w:t>
+      </w:r>
+      <w:r>
+        <w:rPr>
+          <w:rFonts w:ascii="Georgia" w:hAnsi="Georgia" w:cstheme="minorHAnsi"/>
+          <w:color w:val="000000" w:themeColor="text1"/>
+          <w:sz w:val="22"/>
+          <w:szCs w:val="22"/>
+          <w:shd w:val="clear" w:color="auto" w:fill="FFFFFF"/>
+        </w:rPr>
+        <w:t>Eisen</w:t>
+      </w:r>
+      <w:r>
+        <w:rPr>
+          <w:rFonts w:ascii="Georgia" w:hAnsi="Georgia" w:cstheme="minorHAnsi"/>
+          <w:color w:val="000000" w:themeColor="text1"/>
+          <w:sz w:val="22"/>
+          <w:szCs w:val="22"/>
+          <w:shd w:val="clear" w:color="auto" w:fill="FFFFFF"/>
+        </w:rPr>
+        <w:t xml:space="preserve">, E., </w:t>
+      </w:r>
+      <w:proofErr w:type="spellStart"/>
+      <w:r>
+        <w:rPr>
+          <w:rFonts w:ascii="Georgia" w:hAnsi="Georgia" w:cstheme="minorHAnsi"/>
+          <w:color w:val="000000" w:themeColor="text1"/>
+          <w:sz w:val="22"/>
+          <w:szCs w:val="22"/>
+          <w:shd w:val="clear" w:color="auto" w:fill="FFFFFF"/>
+        </w:rPr>
+        <w:t>Sondermeyer</w:t>
+      </w:r>
+      <w:proofErr w:type="spellEnd"/>
+      <w:r>
+        <w:rPr>
+          <w:rFonts w:ascii="Georgia" w:hAnsi="Georgia" w:cstheme="minorHAnsi"/>
+          <w:color w:val="000000" w:themeColor="text1"/>
+          <w:sz w:val="22"/>
+          <w:szCs w:val="22"/>
+          <w:shd w:val="clear" w:color="auto" w:fill="FFFFFF"/>
+        </w:rPr>
+        <w:t>-Cooksey</w:t>
+      </w:r>
+      <w:r>
+        <w:rPr>
+          <w:rFonts w:ascii="Georgia" w:hAnsi="Georgia" w:cstheme="minorHAnsi"/>
+          <w:color w:val="000000" w:themeColor="text1"/>
+          <w:sz w:val="22"/>
+          <w:szCs w:val="22"/>
+          <w:shd w:val="clear" w:color="auto" w:fill="FFFFFF"/>
+        </w:rPr>
+        <w:t>, G.,</w:t>
+      </w:r>
+      <w:r>
+        <w:rPr>
+          <w:rFonts w:ascii="Georgia" w:hAnsi="Georgia" w:cstheme="minorHAnsi"/>
+          <w:color w:val="000000" w:themeColor="text1"/>
+          <w:sz w:val="22"/>
+          <w:szCs w:val="22"/>
+          <w:shd w:val="clear" w:color="auto" w:fill="FFFFFF"/>
+        </w:rPr>
+        <w:t xml:space="preserve"> Yu</w:t>
+      </w:r>
+      <w:r>
+        <w:rPr>
+          <w:rFonts w:ascii="Georgia" w:hAnsi="Georgia" w:cstheme="minorHAnsi"/>
+          <w:color w:val="000000" w:themeColor="text1"/>
+          <w:sz w:val="22"/>
+          <w:szCs w:val="22"/>
+          <w:shd w:val="clear" w:color="auto" w:fill="FFFFFF"/>
+        </w:rPr>
+        <w:t>, A.,</w:t>
+      </w:r>
+      <w:r>
+        <w:rPr>
+          <w:rFonts w:ascii="Georgia" w:hAnsi="Georgia" w:cstheme="minorHAnsi"/>
+          <w:color w:val="000000" w:themeColor="text1"/>
+          <w:sz w:val="22"/>
+          <w:szCs w:val="22"/>
+          <w:shd w:val="clear" w:color="auto" w:fill="FFFFFF"/>
+        </w:rPr>
+        <w:t xml:space="preserve"> </w:t>
+      </w:r>
+      <w:proofErr w:type="spellStart"/>
+      <w:r>
+        <w:rPr>
+          <w:rFonts w:ascii="Georgia" w:hAnsi="Georgia" w:cstheme="minorHAnsi"/>
+          <w:color w:val="000000" w:themeColor="text1"/>
+          <w:sz w:val="22"/>
+          <w:szCs w:val="22"/>
+          <w:shd w:val="clear" w:color="auto" w:fill="FFFFFF"/>
+        </w:rPr>
+        <w:t>Vugia</w:t>
+      </w:r>
+      <w:proofErr w:type="spellEnd"/>
+      <w:r>
+        <w:rPr>
+          <w:rFonts w:ascii="Georgia" w:hAnsi="Georgia" w:cstheme="minorHAnsi"/>
+          <w:color w:val="000000" w:themeColor="text1"/>
+          <w:sz w:val="22"/>
+          <w:szCs w:val="22"/>
+          <w:shd w:val="clear" w:color="auto" w:fill="FFFFFF"/>
+        </w:rPr>
+        <w:t xml:space="preserve">, D., </w:t>
+      </w:r>
+      <w:r>
+        <w:rPr>
+          <w:rFonts w:ascii="Georgia" w:hAnsi="Georgia" w:cstheme="minorHAnsi"/>
+          <w:color w:val="000000" w:themeColor="text1"/>
+          <w:sz w:val="22"/>
+          <w:szCs w:val="22"/>
+          <w:shd w:val="clear" w:color="auto" w:fill="FFFFFF"/>
+        </w:rPr>
+        <w:t>Jain</w:t>
+      </w:r>
+      <w:r>
+        <w:rPr>
+          <w:rFonts w:ascii="Georgia" w:hAnsi="Georgia" w:cstheme="minorHAnsi"/>
+          <w:color w:val="000000" w:themeColor="text1"/>
+          <w:sz w:val="22"/>
+          <w:szCs w:val="22"/>
+          <w:shd w:val="clear" w:color="auto" w:fill="FFFFFF"/>
+        </w:rPr>
+        <w:t xml:space="preserve">, A., </w:t>
+      </w:r>
+      <w:r>
+        <w:rPr>
+          <w:rFonts w:ascii="Georgia" w:hAnsi="Georgia" w:cstheme="minorHAnsi"/>
+          <w:color w:val="000000" w:themeColor="text1"/>
+          <w:sz w:val="22"/>
+          <w:szCs w:val="22"/>
+          <w:shd w:val="clear" w:color="auto" w:fill="FFFFFF"/>
+        </w:rPr>
+        <w:t>Balmes</w:t>
+      </w:r>
+      <w:r>
+        <w:rPr>
+          <w:rFonts w:ascii="Georgia" w:hAnsi="Georgia" w:cstheme="minorHAnsi"/>
+          <w:color w:val="000000" w:themeColor="text1"/>
+          <w:sz w:val="22"/>
+          <w:szCs w:val="22"/>
+          <w:shd w:val="clear" w:color="auto" w:fill="FFFFFF"/>
+        </w:rPr>
+        <w:t>, J.,</w:t>
+      </w:r>
+      <w:r>
+        <w:rPr>
+          <w:rFonts w:ascii="Georgia" w:hAnsi="Georgia" w:cstheme="minorHAnsi"/>
+          <w:color w:val="000000" w:themeColor="text1"/>
+          <w:sz w:val="22"/>
+          <w:szCs w:val="22"/>
+          <w:shd w:val="clear" w:color="auto" w:fill="FFFFFF"/>
+        </w:rPr>
+        <w:t xml:space="preserve"> Taylor</w:t>
+      </w:r>
+      <w:r>
+        <w:rPr>
+          <w:rFonts w:ascii="Georgia" w:hAnsi="Georgia" w:cstheme="minorHAnsi"/>
+          <w:color w:val="000000" w:themeColor="text1"/>
+          <w:sz w:val="22"/>
+          <w:szCs w:val="22"/>
+          <w:shd w:val="clear" w:color="auto" w:fill="FFFFFF"/>
+        </w:rPr>
+        <w:t>, J.,</w:t>
+      </w:r>
+      <w:r>
+        <w:rPr>
+          <w:rFonts w:ascii="Georgia" w:hAnsi="Georgia" w:cstheme="minorHAnsi"/>
+          <w:color w:val="000000" w:themeColor="text1"/>
+          <w:sz w:val="22"/>
+          <w:szCs w:val="22"/>
+          <w:shd w:val="clear" w:color="auto" w:fill="FFFFFF"/>
+        </w:rPr>
+        <w:t xml:space="preserve"> </w:t>
+      </w:r>
+      <w:proofErr w:type="spellStart"/>
+      <w:r>
+        <w:rPr>
+          <w:rFonts w:ascii="Georgia" w:hAnsi="Georgia" w:cstheme="minorHAnsi"/>
+          <w:color w:val="000000" w:themeColor="text1"/>
+          <w:sz w:val="22"/>
+          <w:szCs w:val="22"/>
+          <w:shd w:val="clear" w:color="auto" w:fill="FFFFFF"/>
+        </w:rPr>
+        <w:t>Remais</w:t>
+      </w:r>
+      <w:proofErr w:type="spellEnd"/>
+      <w:r>
+        <w:rPr>
+          <w:rFonts w:ascii="Georgia" w:hAnsi="Georgia" w:cstheme="minorHAnsi"/>
+          <w:color w:val="000000" w:themeColor="text1"/>
+          <w:sz w:val="22"/>
+          <w:szCs w:val="22"/>
+          <w:shd w:val="clear" w:color="auto" w:fill="FFFFFF"/>
+        </w:rPr>
+        <w:t>, J.,</w:t>
+      </w:r>
+      <w:r>
+        <w:rPr>
+          <w:rFonts w:ascii="Georgia" w:hAnsi="Georgia" w:cstheme="minorHAnsi"/>
+          <w:color w:val="000000" w:themeColor="text1"/>
+          <w:sz w:val="22"/>
+          <w:szCs w:val="22"/>
+          <w:shd w:val="clear" w:color="auto" w:fill="FFFFFF"/>
+        </w:rPr>
+        <w:t xml:space="preserve"> Strickland</w:t>
+      </w:r>
+      <w:r>
+        <w:rPr>
+          <w:rFonts w:ascii="Georgia" w:hAnsi="Georgia" w:cstheme="minorHAnsi"/>
+          <w:color w:val="000000" w:themeColor="text1"/>
+          <w:sz w:val="22"/>
+          <w:szCs w:val="22"/>
+          <w:shd w:val="clear" w:color="auto" w:fill="FFFFFF"/>
+        </w:rPr>
+        <w:t>, M. (</w:t>
+      </w:r>
+      <w:r>
+        <w:rPr>
+          <w:rFonts w:ascii="Georgia" w:hAnsi="Georgia" w:cstheme="minorHAnsi"/>
+          <w:color w:val="000000" w:themeColor="text1"/>
+          <w:sz w:val="22"/>
+          <w:szCs w:val="22"/>
+          <w:shd w:val="clear" w:color="auto" w:fill="FFFFFF"/>
+        </w:rPr>
+        <w:t>2025</w:t>
+      </w:r>
+      <w:r>
+        <w:rPr>
+          <w:rFonts w:ascii="Georgia" w:hAnsi="Georgia" w:cstheme="minorHAnsi"/>
+          <w:color w:val="000000" w:themeColor="text1"/>
+          <w:sz w:val="22"/>
+          <w:szCs w:val="22"/>
+          <w:shd w:val="clear" w:color="auto" w:fill="FFFFFF"/>
+        </w:rPr>
+        <w:t>), “</w:t>
+      </w:r>
+      <w:r>
+        <w:rPr>
+          <w:rFonts w:ascii="Georgia" w:hAnsi="Georgia" w:cstheme="minorHAnsi"/>
+          <w:color w:val="000000" w:themeColor="text1"/>
+          <w:sz w:val="22"/>
+          <w:szCs w:val="22"/>
+          <w:shd w:val="clear" w:color="auto" w:fill="FFFFFF"/>
+        </w:rPr>
+        <w:t>Estimating the exposure-response relationship between fine mineral dust concentration and coccidioidomycosis incidence using speciated particulate matter data: A longitudinal surveillance study</w:t>
+      </w:r>
+      <w:r>
+        <w:rPr>
+          <w:rFonts w:ascii="Georgia" w:hAnsi="Georgia" w:cstheme="minorHAnsi"/>
+          <w:color w:val="000000" w:themeColor="text1"/>
+          <w:sz w:val="22"/>
+          <w:szCs w:val="22"/>
+          <w:shd w:val="clear" w:color="auto" w:fill="FFFFFF"/>
+        </w:rPr>
+        <w:t xml:space="preserve">”, </w:t>
+      </w:r>
+      <w:r>
+        <w:rPr>
+          <w:rFonts w:ascii="Georgia" w:hAnsi="Georgia" w:cstheme="minorHAnsi"/>
+          <w:i/>
+          <w:iCs/>
+          <w:color w:val="000000" w:themeColor="text1"/>
+          <w:sz w:val="22"/>
+          <w:szCs w:val="22"/>
+          <w:shd w:val="clear" w:color="auto" w:fill="FFFFFF"/>
+        </w:rPr>
+        <w:t>Environmental Health Perspectives</w:t>
+      </w:r>
+      <w:r>
+        <w:rPr>
+          <w:rFonts w:ascii="Georgia" w:hAnsi="Georgia" w:cstheme="minorHAnsi"/>
+          <w:color w:val="000000" w:themeColor="text1"/>
+          <w:sz w:val="22"/>
+          <w:szCs w:val="22"/>
+          <w:shd w:val="clear" w:color="auto" w:fill="FFFFFF"/>
+        </w:rPr>
+        <w:t xml:space="preserve">, </w:t>
+      </w:r>
+      <w:r>
+        <w:rPr>
+          <w:rFonts w:ascii="Georgia" w:hAnsi="Georgia" w:cstheme="minorHAnsi"/>
+          <w:color w:val="000000" w:themeColor="text1"/>
+          <w:sz w:val="22"/>
+          <w:szCs w:val="22"/>
+          <w:shd w:val="clear" w:color="auto" w:fill="FFFFFF"/>
+        </w:rPr>
+        <w:t>doi:10.1289/EHP13875</w:t>
+      </w:r>
+      <w:r>
+        <w:rPr>
+          <w:rFonts w:ascii="Georgia" w:hAnsi="Georgia" w:cstheme="minorHAnsi"/>
+          <w:color w:val="000000" w:themeColor="text1"/>
+          <w:sz w:val="22"/>
+          <w:szCs w:val="22"/>
+          <w:shd w:val="clear" w:color="auto" w:fill="FFFFFF"/>
+        </w:rPr>
+        <w:t>.</w:t>
+      </w:r>
+    </w:p>
+    <w:p>
+      <w:pPr>
+        <w:rPr>
+          <w:rFonts w:ascii="Georgia" w:hAnsi="Georgia" w:cstheme="minorHAnsi"/>
+          <w:color w:val="000000" w:themeColor="text1"/>
+          <w:sz w:val="22"/>
+          <w:szCs w:val="22"/>
+          <w:shd w:val="clear" w:color="auto" w:fill="FFFFFF"/>
+        </w:rPr>
+      </w:pPr>
+    </w:p>
+    <w:p>
+      <w:pPr>
+        <w:rPr>
+          <w:rFonts w:ascii="Georgia" w:hAnsi="Georgia" w:cstheme="minorHAnsi"/>
+          <w:color w:val="000000" w:themeColor="text1"/>
+          <w:sz w:val="22"/>
+          <w:szCs w:val="22"/>
+        </w:rPr>
+      </w:pPr>
+      <w:r>
+        <w:rPr>
+          <w:rFonts w:ascii="Georgia" w:hAnsi="Georgia" w:cstheme="minorHAnsi"/>
+          <w:color w:val="000000" w:themeColor="text1"/>
+          <w:sz w:val="22"/>
+          <w:szCs w:val="22"/>
+          <w:shd w:val="clear" w:color="auto" w:fill="FFFFFF"/>
+        </w:rPr>
+        <w:t xml:space="preserve">Petty A. A., </w:t>
+      </w:r>
+      <w:r>
+        <w:rPr>
+          <w:rFonts w:ascii="Georgia" w:hAnsi="Georgia" w:cstheme="minorHAnsi"/>
+          <w:b/>
+          <w:bCs/>
+          <w:color w:val="000000" w:themeColor="text1"/>
+          <w:sz w:val="22"/>
+          <w:szCs w:val="22"/>
+          <w:shd w:val="clear" w:color="auto" w:fill="FFFFFF"/>
+        </w:rPr>
+        <w:t>Keeney</w:t>
+      </w:r>
+      <w:r>
+        <w:rPr>
+          <w:rFonts w:ascii="Georgia" w:hAnsi="Georgia" w:cstheme="minorHAnsi"/>
+          <w:b/>
+          <w:bCs/>
+          <w:color w:val="000000" w:themeColor="text1"/>
+          <w:sz w:val="22"/>
+          <w:szCs w:val="22"/>
+          <w:shd w:val="clear" w:color="auto" w:fill="FFFFFF"/>
+        </w:rPr>
+        <w:t>, N.</w:t>
+      </w:r>
+      <w:r>
+        <w:rPr>
+          <w:rFonts w:ascii="Georgia" w:hAnsi="Georgia" w:cstheme="minorHAnsi"/>
+          <w:color w:val="000000" w:themeColor="text1"/>
+          <w:sz w:val="22"/>
+          <w:szCs w:val="22"/>
+          <w:shd w:val="clear" w:color="auto" w:fill="FFFFFF"/>
+        </w:rPr>
+        <w:t>, Cabaj</w:t>
+      </w:r>
+      <w:r>
+        <w:rPr>
+          <w:rFonts w:ascii="Georgia" w:hAnsi="Georgia" w:cstheme="minorHAnsi"/>
+          <w:color w:val="000000" w:themeColor="text1"/>
+          <w:sz w:val="22"/>
+          <w:szCs w:val="22"/>
+          <w:shd w:val="clear" w:color="auto" w:fill="FFFFFF"/>
+        </w:rPr>
+        <w:t>, A.</w:t>
+      </w:r>
+      <w:r>
+        <w:rPr>
+          <w:rFonts w:ascii="Georgia" w:hAnsi="Georgia" w:cstheme="minorHAnsi"/>
+          <w:color w:val="000000" w:themeColor="text1"/>
+          <w:sz w:val="22"/>
+          <w:szCs w:val="22"/>
+          <w:shd w:val="clear" w:color="auto" w:fill="FFFFFF"/>
+        </w:rPr>
+        <w:t xml:space="preserve">, Kushner, </w:t>
+      </w:r>
+      <w:r>
+        <w:rPr>
+          <w:rFonts w:ascii="Georgia" w:hAnsi="Georgia" w:cstheme="minorHAnsi"/>
+          <w:color w:val="000000" w:themeColor="text1"/>
+          <w:sz w:val="22"/>
+          <w:szCs w:val="22"/>
+          <w:shd w:val="clear" w:color="auto" w:fill="FFFFFF"/>
+        </w:rPr>
+        <w:t xml:space="preserve">P., </w:t>
+      </w:r>
+      <w:r>
+        <w:rPr>
+          <w:rFonts w:ascii="Georgia" w:hAnsi="Georgia" w:cstheme="minorHAnsi"/>
+          <w:color w:val="000000" w:themeColor="text1"/>
+          <w:sz w:val="22"/>
+          <w:szCs w:val="22"/>
+          <w:shd w:val="clear" w:color="auto" w:fill="FFFFFF"/>
+        </w:rPr>
+        <w:t>Bagnardi</w:t>
+      </w:r>
+      <w:r>
+        <w:rPr>
+          <w:rFonts w:ascii="Georgia" w:hAnsi="Georgia" w:cstheme="minorHAnsi"/>
+          <w:color w:val="000000" w:themeColor="text1"/>
+          <w:sz w:val="22"/>
+          <w:szCs w:val="22"/>
+          <w:shd w:val="clear" w:color="auto" w:fill="FFFFFF"/>
+        </w:rPr>
+        <w:t xml:space="preserve">, M. </w:t>
+      </w:r>
+      <w:r>
+        <w:rPr>
+          <w:rFonts w:ascii="Georgia" w:hAnsi="Georgia" w:cstheme="minorHAnsi"/>
+          <w:color w:val="000000" w:themeColor="text1"/>
+          <w:sz w:val="22"/>
+          <w:szCs w:val="22"/>
+          <w:shd w:val="clear" w:color="auto" w:fill="FFFFFF"/>
+        </w:rPr>
+        <w:t>(202</w:t>
+      </w:r>
+      <w:r>
+        <w:rPr>
+          <w:rFonts w:ascii="Georgia" w:hAnsi="Georgia" w:cstheme="minorHAnsi"/>
+          <w:color w:val="000000" w:themeColor="text1"/>
+          <w:sz w:val="22"/>
+          <w:szCs w:val="22"/>
+          <w:shd w:val="clear" w:color="auto" w:fill="FFFFFF"/>
+        </w:rPr>
+        <w:t>3</w:t>
+      </w:r>
+      <w:r>
+        <w:rPr>
+          <w:rFonts w:ascii="Georgia" w:hAnsi="Georgia" w:cstheme="minorHAnsi"/>
+          <w:color w:val="000000" w:themeColor="text1"/>
+          <w:sz w:val="22"/>
+          <w:szCs w:val="22"/>
+          <w:shd w:val="clear" w:color="auto" w:fill="FFFFFF"/>
+        </w:rPr>
+        <w:t xml:space="preserve">), </w:t>
+      </w:r>
+      <w:r>
+        <w:rPr>
+          <w:rFonts w:ascii="Georgia" w:hAnsi="Georgia" w:cstheme="minorHAnsi"/>
+          <w:color w:val="000000" w:themeColor="text1"/>
+          <w:sz w:val="22"/>
+          <w:szCs w:val="22"/>
+          <w:shd w:val="clear" w:color="auto" w:fill="FFFFFF"/>
+        </w:rPr>
+        <w:t>“</w:t>
+      </w:r>
+      <w:proofErr w:type="gramStart"/>
+      <w:r>
+        <w:rPr>
+          <w:rFonts w:ascii="Georgia" w:hAnsi="Georgia" w:cstheme="minorHAnsi"/>
+          <w:color w:val="000000" w:themeColor="text1"/>
+          <w:sz w:val="22"/>
+          <w:szCs w:val="22"/>
+        </w:rPr>
+        <w:t>Winter Arctic sea</w:t>
+      </w:r>
+      <w:proofErr w:type="gramEnd"/>
+      <w:r>
+        <w:rPr>
+          <w:rFonts w:ascii="Georgia" w:hAnsi="Georgia" w:cstheme="minorHAnsi"/>
+          <w:color w:val="000000" w:themeColor="text1"/>
+          <w:sz w:val="22"/>
+          <w:szCs w:val="22"/>
+        </w:rPr>
+        <w:t xml:space="preserve"> ice</w:t>
+      </w:r>
+    </w:p>
+    <w:p>
+      <w:pPr>
+        <w:ind w:left="720"/>
+        <w:rPr>
+          <w:rFonts w:ascii="Georgia" w:hAnsi="Georgia" w:cstheme="minorHAnsi"/>
+          <w:color w:val="000000" w:themeColor="text1"/>
+          <w:sz w:val="22"/>
+          <w:szCs w:val="22"/>
+        </w:rPr>
+      </w:pPr>
+      <w:r>
+        <w:rPr>
+          <w:rFonts w:ascii="Georgia" w:hAnsi="Georgia" w:cstheme="minorHAnsi"/>
+          <w:color w:val="000000" w:themeColor="text1"/>
+          <w:sz w:val="22"/>
+          <w:szCs w:val="22"/>
+        </w:rPr>
+        <w:t>thickness from</w:t>
+      </w:r>
+      <w:r>
+        <w:rPr>
+          <w:rFonts w:ascii="Georgia" w:hAnsi="Georgia" w:cstheme="minorHAnsi"/>
+          <w:color w:val="000000" w:themeColor="text1"/>
+          <w:sz w:val="22"/>
+          <w:szCs w:val="22"/>
+        </w:rPr>
+        <w:t xml:space="preserve"> </w:t>
+      </w:r>
+      <w:r>
+        <w:rPr>
+          <w:rFonts w:ascii="Georgia" w:hAnsi="Georgia" w:cstheme="minorHAnsi"/>
+          <w:color w:val="000000" w:themeColor="text1"/>
+          <w:sz w:val="22"/>
+          <w:szCs w:val="22"/>
+        </w:rPr>
+        <w:t>ICESat-2: upgrades to freeboard and snow loading estimates and an</w:t>
+      </w:r>
+      <w:r>
+        <w:rPr>
+          <w:rFonts w:ascii="Georgia" w:hAnsi="Georgia" w:cstheme="minorHAnsi"/>
+          <w:color w:val="000000" w:themeColor="text1"/>
+          <w:sz w:val="22"/>
+          <w:szCs w:val="22"/>
+        </w:rPr>
+        <w:t xml:space="preserve"> </w:t>
+      </w:r>
+      <w:r>
+        <w:rPr>
+          <w:rFonts w:ascii="Georgia" w:hAnsi="Georgia" w:cstheme="minorHAnsi"/>
+          <w:color w:val="000000" w:themeColor="text1"/>
+          <w:sz w:val="22"/>
+          <w:szCs w:val="22"/>
+        </w:rPr>
+        <w:t>assessment of the first three winters of data collection</w:t>
+      </w:r>
+      <w:r>
+        <w:rPr>
+          <w:rFonts w:ascii="Georgia" w:hAnsi="Georgia" w:cstheme="minorHAnsi"/>
+          <w:color w:val="000000" w:themeColor="text1"/>
+          <w:sz w:val="22"/>
+          <w:szCs w:val="22"/>
+        </w:rPr>
+        <w:t>”</w:t>
+      </w:r>
+      <w:r>
+        <w:rPr>
+          <w:rFonts w:ascii="Georgia" w:hAnsi="Georgia" w:cstheme="minorHAnsi"/>
+          <w:color w:val="000000" w:themeColor="text1"/>
+          <w:sz w:val="22"/>
+          <w:szCs w:val="22"/>
+          <w:shd w:val="clear" w:color="auto" w:fill="FFFFFF"/>
+        </w:rPr>
+        <w:t xml:space="preserve">, </w:t>
+      </w:r>
+      <w:r>
+        <w:rPr>
+          <w:rFonts w:ascii="Georgia" w:hAnsi="Georgia" w:cstheme="minorHAnsi"/>
+          <w:i/>
+          <w:iCs/>
+          <w:color w:val="000000" w:themeColor="text1"/>
+          <w:sz w:val="22"/>
+          <w:szCs w:val="22"/>
+          <w:shd w:val="clear" w:color="auto" w:fill="FFFFFF"/>
+        </w:rPr>
+        <w:t>The Cryosphere</w:t>
+      </w:r>
+      <w:r>
+        <w:rPr>
+          <w:rFonts w:ascii="Georgia" w:hAnsi="Georgia" w:cstheme="minorHAnsi"/>
+          <w:color w:val="000000" w:themeColor="text1"/>
+          <w:sz w:val="22"/>
+          <w:szCs w:val="22"/>
+          <w:shd w:val="clear" w:color="auto" w:fill="FFFFFF"/>
+        </w:rPr>
+        <w:t xml:space="preserve">, </w:t>
+      </w:r>
+      <w:r>
+        <w:rPr>
+          <w:rFonts w:ascii="Georgia" w:hAnsi="Georgia" w:cstheme="minorHAnsi"/>
+          <w:color w:val="000000" w:themeColor="text1"/>
+          <w:sz w:val="22"/>
+          <w:szCs w:val="22"/>
+          <w:shd w:val="clear" w:color="auto" w:fill="FFFFFF"/>
+        </w:rPr>
+        <w:t>doi:10.5194/tc-17-127-2023</w:t>
+      </w:r>
+      <w:r>
+        <w:rPr>
+          <w:rFonts w:ascii="Georgia" w:hAnsi="Georgia" w:cstheme="minorHAnsi"/>
+          <w:color w:val="000000" w:themeColor="text1"/>
+          <w:sz w:val="22"/>
+          <w:szCs w:val="22"/>
+          <w:shd w:val="clear" w:color="auto" w:fill="FFFFFF"/>
+        </w:rPr>
+        <w:t>.</w:t>
+      </w:r>
+    </w:p>
+    <w:p>
+      <w:pPr>
+        <w:rPr>
+          <w:rFonts w:ascii="Georgia" w:hAnsi="Georgia" w:cstheme="minorHAnsi"/>
+          <w:sz w:val="16"/>
+          <w:szCs w:val="16"/>
+        </w:rPr>
+      </w:pPr>
+    </w:p>
+    <w:p>
+      <w:pPr>
+        <w:rPr>
+          <w:rFonts w:ascii="Georgia" w:hAnsi="Georgia" w:cstheme="minorHAnsi"/>
+          <w:sz w:val="22"/>
+          <w:szCs w:val="22"/>
+        </w:rPr>
+      </w:pPr>
+      <w:r>
+        <w:rPr>
+          <w:rFonts w:ascii="Georgia" w:hAnsi="Georgia" w:cstheme="minorHAnsi"/>
+          <w:sz w:val="22"/>
+          <w:szCs w:val="22"/>
+        </w:rPr>
+        <w:t>Baldocchi, D.,</w:t>
+      </w:r>
+      <w:r>
+        <w:rPr>
+          <w:rFonts w:ascii="Georgia" w:hAnsi="Georgia" w:cstheme="minorHAnsi"/>
+          <w:b/>
+          <w:bCs/>
+          <w:sz w:val="22"/>
+          <w:szCs w:val="22"/>
+        </w:rPr>
+        <w:t xml:space="preserve"> Keeney, N.</w:t>
+      </w:r>
+      <w:r>
+        <w:rPr>
+          <w:rFonts w:ascii="Georgia" w:hAnsi="Georgia" w:cstheme="minorHAnsi"/>
+          <w:sz w:val="22"/>
+          <w:szCs w:val="22"/>
+        </w:rPr>
+        <w:t>, Rey-Sanchez, C., and Fisher, J. (2021)</w:t>
+      </w:r>
+      <w:r>
+        <w:rPr>
+          <w:rFonts w:ascii="Georgia" w:hAnsi="Georgia" w:cstheme="minorHAnsi"/>
+          <w:sz w:val="22"/>
+          <w:szCs w:val="22"/>
+        </w:rPr>
+        <w:t>,</w:t>
+      </w:r>
+      <w:r>
+        <w:rPr>
+          <w:rFonts w:ascii="Georgia" w:hAnsi="Georgia" w:cstheme="minorHAnsi"/>
+          <w:sz w:val="22"/>
+          <w:szCs w:val="22"/>
+        </w:rPr>
+        <w:t xml:space="preserve"> </w:t>
+      </w:r>
+      <w:r>
+        <w:rPr>
+          <w:rFonts w:ascii="Georgia" w:hAnsi="Georgia" w:cstheme="minorHAnsi"/>
+          <w:sz w:val="22"/>
+          <w:szCs w:val="22"/>
+        </w:rPr>
+        <w:t>“</w:t>
+      </w:r>
+      <w:r>
+        <w:rPr>
+          <w:rFonts w:ascii="Georgia" w:hAnsi="Georgia" w:cstheme="minorHAnsi"/>
+          <w:sz w:val="22"/>
+          <w:szCs w:val="22"/>
+        </w:rPr>
+        <w:t>Atmospheric Humidity</w:t>
+      </w:r>
+    </w:p>
+    <w:p>
+      <w:pPr>
+        <w:ind w:left="720"/>
+        <w:rPr>
+          <w:rFonts w:ascii="Georgia" w:hAnsi="Georgia" w:cstheme="minorHAnsi"/>
+          <w:sz w:val="22"/>
+          <w:szCs w:val="22"/>
+        </w:rPr>
+      </w:pPr>
+      <w:r>
+        <w:rPr>
+          <w:rFonts w:ascii="Georgia" w:hAnsi="Georgia" w:cstheme="minorHAnsi"/>
+          <w:sz w:val="22"/>
+          <w:szCs w:val="22"/>
+        </w:rPr>
+        <w:t>Deficits Tell Us</w:t>
+      </w:r>
+      <w:r>
+        <w:rPr>
+          <w:rFonts w:ascii="Georgia" w:hAnsi="Georgia" w:cstheme="minorHAnsi"/>
+          <w:sz w:val="22"/>
+          <w:szCs w:val="22"/>
+        </w:rPr>
+        <w:t xml:space="preserve"> </w:t>
+      </w:r>
+      <w:r>
+        <w:rPr>
+          <w:rFonts w:ascii="Georgia" w:hAnsi="Georgia" w:cstheme="minorHAnsi"/>
+          <w:sz w:val="22"/>
+          <w:szCs w:val="22"/>
+        </w:rPr>
+        <w:t>How Soil Moisture Deficits Down-Regulate Ecosystem Evaporation</w:t>
+      </w:r>
+      <w:r>
+        <w:rPr>
+          <w:rFonts w:ascii="Georgia" w:hAnsi="Georgia" w:cstheme="minorHAnsi"/>
+          <w:sz w:val="22"/>
+          <w:szCs w:val="22"/>
+        </w:rPr>
+        <w:t>”</w:t>
+      </w:r>
+      <w:r>
+        <w:rPr>
+          <w:rFonts w:ascii="Georgia" w:hAnsi="Georgia" w:cstheme="minorHAnsi"/>
+          <w:sz w:val="22"/>
+          <w:szCs w:val="22"/>
+        </w:rPr>
+        <w:t>,</w:t>
+      </w:r>
+      <w:r>
+        <w:rPr>
+          <w:rFonts w:ascii="Georgia" w:hAnsi="Georgia" w:cstheme="minorHAnsi"/>
+          <w:sz w:val="22"/>
+          <w:szCs w:val="22"/>
+        </w:rPr>
+        <w:t xml:space="preserve"> </w:t>
+      </w:r>
+      <w:r>
+        <w:rPr>
+          <w:rFonts w:ascii="Georgia" w:hAnsi="Georgia" w:cstheme="minorHAnsi"/>
+          <w:i/>
+          <w:iCs/>
+          <w:sz w:val="22"/>
+          <w:szCs w:val="22"/>
+        </w:rPr>
+        <w:t>Advances in Water</w:t>
+      </w:r>
+      <w:r>
+        <w:rPr>
+          <w:rFonts w:ascii="Georgia" w:hAnsi="Georgia" w:cstheme="minorHAnsi"/>
+          <w:sz w:val="22"/>
+          <w:szCs w:val="22"/>
+        </w:rPr>
+        <w:t xml:space="preserve"> </w:t>
+      </w:r>
+      <w:r>
+        <w:rPr>
+          <w:rFonts w:ascii="Georgia" w:hAnsi="Georgia" w:cstheme="minorHAnsi"/>
+          <w:i/>
+          <w:iCs/>
+          <w:sz w:val="22"/>
+          <w:szCs w:val="22"/>
+        </w:rPr>
+        <w:t>Resources</w:t>
+      </w:r>
+      <w:r>
+        <w:rPr>
+          <w:rFonts w:ascii="Georgia" w:hAnsi="Georgia" w:cstheme="minorHAnsi"/>
+          <w:sz w:val="22"/>
+          <w:szCs w:val="22"/>
+        </w:rPr>
+        <w:t>, doi:10.1016/j.advwatres.2021.104100.</w:t>
+      </w:r>
+    </w:p>
+    <w:p>
+      <w:pPr>
+        <w:rPr>
+          <w:rFonts w:ascii="Georgia" w:hAnsi="Georgia" w:cstheme="minorHAnsi"/>
         </w:rPr>
       </w:pPr>
     </w:p>
@@ -2151,866 +3230,133 @@
           <w:sz w:val="26"/>
           <w:szCs w:val="26"/>
         </w:rPr>
-        <w:t>PUBLICATIONS</w:t>
-      </w:r>
-    </w:p>
-    <w:p>
-      <w:pPr>
-        <w:rPr>
-          <w:rFonts w:ascii="Georgia" w:hAnsi="Georgia" w:cstheme="minorHAnsi"/>
-          <w:color w:val="000000" w:themeColor="text1"/>
-          <w:sz w:val="22"/>
-          <w:szCs w:val="22"/>
-          <w:shd w:val="clear" w:color="auto" w:fill="FFFFFF"/>
-        </w:rPr>
-      </w:pPr>
-      <w:r>
-        <w:rPr>
-          <w:rFonts w:ascii="Georgia" w:hAnsi="Georgia" w:cstheme="minorHAnsi"/>
-          <w:color w:val="000000" w:themeColor="text1"/>
-          <w:sz w:val="22"/>
-          <w:szCs w:val="22"/>
-          <w:shd w:val="clear" w:color="auto" w:fill="FFFFFF"/>
-        </w:rPr>
-        <w:t>Weaver</w:t>
-      </w:r>
-      <w:r>
-        <w:rPr>
-          <w:rFonts w:ascii="Georgia" w:hAnsi="Georgia" w:cstheme="minorHAnsi"/>
-          <w:color w:val="000000" w:themeColor="text1"/>
-          <w:sz w:val="22"/>
-          <w:szCs w:val="22"/>
-          <w:shd w:val="clear" w:color="auto" w:fill="FFFFFF"/>
-        </w:rPr>
-        <w:t xml:space="preserve">, A., </w:t>
+        <w:t>CONFERENCE</w:t>
       </w:r>
       <w:r>
         <w:rPr>
           <w:rFonts w:ascii="Georgia" w:hAnsi="Georgia" w:cstheme="minorHAnsi"/>
           <w:b/>
           <w:bCs/>
-          <w:color w:val="000000" w:themeColor="text1"/>
-          <w:sz w:val="22"/>
-          <w:szCs w:val="22"/>
-          <w:shd w:val="clear" w:color="auto" w:fill="FFFFFF"/>
-        </w:rPr>
-        <w:t>Keeney, N.,</w:t>
-      </w:r>
-      <w:r>
-        <w:rPr>
-          <w:rFonts w:ascii="Georgia" w:hAnsi="Georgia" w:cstheme="minorHAnsi"/>
-          <w:color w:val="000000" w:themeColor="text1"/>
-          <w:sz w:val="22"/>
-          <w:szCs w:val="22"/>
-          <w:shd w:val="clear" w:color="auto" w:fill="FFFFFF"/>
+          <w:sz w:val="26"/>
+          <w:szCs w:val="26"/>
+        </w:rPr>
+        <w:t xml:space="preserve"> PRESENTATIONS</w:t>
+      </w:r>
+    </w:p>
+    <w:p>
+      <w:pPr>
+        <w:rPr>
+          <w:rFonts w:ascii="Georgia" w:hAnsi="Georgia" w:cstheme="minorHAnsi"/>
+          <w:sz w:val="22"/>
+          <w:szCs w:val="22"/>
+        </w:rPr>
+      </w:pPr>
+      <w:r>
+        <w:rPr>
+          <w:rFonts w:ascii="Georgia" w:hAnsi="Georgia" w:cstheme="minorHAnsi"/>
+          <w:b/>
+          <w:bCs/>
+          <w:sz w:val="22"/>
+          <w:szCs w:val="22"/>
+        </w:rPr>
+        <w:t>Keeney, N.</w:t>
+      </w:r>
+      <w:r>
+        <w:rPr>
+          <w:rFonts w:ascii="Georgia" w:hAnsi="Georgia" w:cstheme="minorHAnsi"/>
+          <w:sz w:val="22"/>
+          <w:szCs w:val="22"/>
+        </w:rPr>
+        <w:t>, Petty, A., Simon, E., Andrews, L., Parker, C., Medley, B., and Boisvert, L. (2021). A Cloud</w:t>
+      </w:r>
+      <w:r>
+        <w:rPr>
+          <w:rFonts w:ascii="Georgia" w:hAnsi="Georgia" w:cstheme="minorHAnsi"/>
+          <w:sz w:val="22"/>
+          <w:szCs w:val="22"/>
         </w:rPr>
         <w:t xml:space="preserve"> </w:t>
       </w:r>
       <w:r>
         <w:rPr>
           <w:rFonts w:ascii="Georgia" w:hAnsi="Georgia" w:cstheme="minorHAnsi"/>
-          <w:color w:val="000000" w:themeColor="text1"/>
-          <w:sz w:val="22"/>
-          <w:szCs w:val="22"/>
-          <w:shd w:val="clear" w:color="auto" w:fill="FFFFFF"/>
-        </w:rPr>
-        <w:t>Head</w:t>
-      </w:r>
-      <w:r>
-        <w:rPr>
-          <w:rFonts w:ascii="Georgia" w:hAnsi="Georgia" w:cstheme="minorHAnsi"/>
-          <w:color w:val="000000" w:themeColor="text1"/>
-          <w:sz w:val="22"/>
-          <w:szCs w:val="22"/>
-          <w:shd w:val="clear" w:color="auto" w:fill="FFFFFF"/>
-        </w:rPr>
-        <w:t>, J.,</w:t>
-      </w:r>
-      <w:r>
-        <w:rPr>
-          <w:rFonts w:ascii="Georgia" w:hAnsi="Georgia" w:cstheme="minorHAnsi"/>
-          <w:color w:val="000000" w:themeColor="text1"/>
-          <w:sz w:val="22"/>
-          <w:szCs w:val="22"/>
-          <w:shd w:val="clear" w:color="auto" w:fill="FFFFFF"/>
-        </w:rPr>
-        <w:t xml:space="preserve"> Heaney</w:t>
-      </w:r>
-      <w:r>
-        <w:rPr>
-          <w:rFonts w:ascii="Georgia" w:hAnsi="Georgia" w:cstheme="minorHAnsi"/>
-          <w:color w:val="000000" w:themeColor="text1"/>
-          <w:sz w:val="22"/>
-          <w:szCs w:val="22"/>
-          <w:shd w:val="clear" w:color="auto" w:fill="FFFFFF"/>
-        </w:rPr>
-        <w:t>, A.,</w:t>
-      </w:r>
-      <w:r>
-        <w:rPr>
-          <w:rFonts w:ascii="Georgia" w:hAnsi="Georgia" w:cstheme="minorHAnsi"/>
-          <w:color w:val="000000" w:themeColor="text1"/>
-          <w:sz w:val="22"/>
-          <w:szCs w:val="22"/>
-          <w:shd w:val="clear" w:color="auto" w:fill="FFFFFF"/>
-        </w:rPr>
-        <w:t xml:space="preserve"> </w:t>
-      </w:r>
-      <w:proofErr w:type="spellStart"/>
-      <w:r>
-        <w:rPr>
-          <w:rFonts w:ascii="Georgia" w:hAnsi="Georgia" w:cstheme="minorHAnsi"/>
-          <w:color w:val="000000" w:themeColor="text1"/>
-          <w:sz w:val="22"/>
-          <w:szCs w:val="22"/>
-          <w:shd w:val="clear" w:color="auto" w:fill="FFFFFF"/>
-        </w:rPr>
-        <w:t>Camponuri</w:t>
-      </w:r>
-      <w:proofErr w:type="spellEnd"/>
-      <w:r>
-        <w:rPr>
-          <w:rFonts w:ascii="Georgia" w:hAnsi="Georgia" w:cstheme="minorHAnsi"/>
-          <w:color w:val="000000" w:themeColor="text1"/>
-          <w:sz w:val="22"/>
-          <w:szCs w:val="22"/>
-          <w:shd w:val="clear" w:color="auto" w:fill="FFFFFF"/>
-        </w:rPr>
-        <w:t xml:space="preserve">, </w:t>
-      </w:r>
-      <w:r>
-        <w:rPr>
-          <w:rFonts w:ascii="Georgia" w:hAnsi="Georgia" w:cstheme="minorHAnsi"/>
-          <w:color w:val="000000" w:themeColor="text1"/>
-          <w:sz w:val="22"/>
-          <w:szCs w:val="22"/>
-          <w:shd w:val="clear" w:color="auto" w:fill="FFFFFF"/>
-        </w:rPr>
-        <w:t>S</w:t>
-      </w:r>
-      <w:r>
-        <w:rPr>
-          <w:rFonts w:ascii="Georgia" w:hAnsi="Georgia" w:cstheme="minorHAnsi"/>
-          <w:color w:val="000000" w:themeColor="text1"/>
-          <w:sz w:val="22"/>
-          <w:szCs w:val="22"/>
-          <w:shd w:val="clear" w:color="auto" w:fill="FFFFFF"/>
-        </w:rPr>
-        <w:t>.,</w:t>
-      </w:r>
-      <w:r>
-        <w:rPr>
-          <w:rFonts w:ascii="Georgia" w:hAnsi="Georgia" w:cstheme="minorHAnsi"/>
-          <w:color w:val="000000" w:themeColor="text1"/>
-          <w:sz w:val="22"/>
-          <w:szCs w:val="22"/>
-          <w:shd w:val="clear" w:color="auto" w:fill="FFFFFF"/>
-        </w:rPr>
-        <w:t xml:space="preserve"> </w:t>
-      </w:r>
-      <w:proofErr w:type="spellStart"/>
-      <w:r>
-        <w:rPr>
-          <w:rFonts w:ascii="Georgia" w:hAnsi="Georgia" w:cstheme="minorHAnsi"/>
-          <w:color w:val="000000" w:themeColor="text1"/>
-          <w:sz w:val="22"/>
-          <w:szCs w:val="22"/>
-          <w:shd w:val="clear" w:color="auto" w:fill="FFFFFF"/>
-        </w:rPr>
-        <w:t>Collender</w:t>
-      </w:r>
-      <w:proofErr w:type="spellEnd"/>
-      <w:r>
-        <w:rPr>
-          <w:rFonts w:ascii="Georgia" w:hAnsi="Georgia" w:cstheme="minorHAnsi"/>
-          <w:color w:val="000000" w:themeColor="text1"/>
-          <w:sz w:val="22"/>
-          <w:szCs w:val="22"/>
-          <w:shd w:val="clear" w:color="auto" w:fill="FFFFFF"/>
-        </w:rPr>
-        <w:t>, P.,</w:t>
-      </w:r>
-      <w:r>
-        <w:rPr>
-          <w:rFonts w:ascii="Georgia" w:hAnsi="Georgia" w:cstheme="minorHAnsi"/>
-          <w:color w:val="000000" w:themeColor="text1"/>
-          <w:sz w:val="22"/>
-          <w:szCs w:val="22"/>
-          <w:shd w:val="clear" w:color="auto" w:fill="FFFFFF"/>
-        </w:rPr>
-        <w:t xml:space="preserve"> </w:t>
-      </w:r>
-      <w:proofErr w:type="spellStart"/>
-      <w:r>
-        <w:rPr>
-          <w:rFonts w:ascii="Georgia" w:hAnsi="Georgia" w:cstheme="minorHAnsi"/>
-          <w:color w:val="000000" w:themeColor="text1"/>
-          <w:sz w:val="22"/>
-          <w:szCs w:val="22"/>
-          <w:shd w:val="clear" w:color="auto" w:fill="FFFFFF"/>
-        </w:rPr>
-        <w:t>Bhattachan</w:t>
-      </w:r>
-      <w:proofErr w:type="spellEnd"/>
-      <w:r>
-        <w:rPr>
-          <w:rFonts w:ascii="Georgia" w:hAnsi="Georgia" w:cstheme="minorHAnsi"/>
-          <w:color w:val="000000" w:themeColor="text1"/>
-          <w:sz w:val="22"/>
-          <w:szCs w:val="22"/>
-          <w:shd w:val="clear" w:color="auto" w:fill="FFFFFF"/>
-        </w:rPr>
-        <w:t>, A.,</w:t>
-      </w:r>
-    </w:p>
-    <w:p>
-      <w:pPr>
-        <w:ind w:left="720"/>
-        <w:rPr>
-          <w:rFonts w:ascii="Georgia" w:hAnsi="Georgia" w:cstheme="minorHAnsi"/>
-          <w:color w:val="000000" w:themeColor="text1"/>
-          <w:sz w:val="22"/>
-          <w:szCs w:val="22"/>
-          <w:shd w:val="clear" w:color="auto" w:fill="FFFFFF"/>
-        </w:rPr>
-      </w:pPr>
-      <w:proofErr w:type="spellStart"/>
-      <w:r>
-        <w:rPr>
-          <w:rFonts w:ascii="Georgia" w:hAnsi="Georgia" w:cstheme="minorHAnsi"/>
-          <w:color w:val="000000" w:themeColor="text1"/>
-          <w:sz w:val="22"/>
-          <w:szCs w:val="22"/>
-          <w:shd w:val="clear" w:color="auto" w:fill="FFFFFF"/>
-        </w:rPr>
-        <w:t>Okin</w:t>
-      </w:r>
-      <w:proofErr w:type="spellEnd"/>
-      <w:r>
-        <w:rPr>
-          <w:rFonts w:ascii="Georgia" w:hAnsi="Georgia" w:cstheme="minorHAnsi"/>
-          <w:color w:val="000000" w:themeColor="text1"/>
-          <w:sz w:val="22"/>
-          <w:szCs w:val="22"/>
-          <w:shd w:val="clear" w:color="auto" w:fill="FFFFFF"/>
-        </w:rPr>
-        <w:t xml:space="preserve">, G., </w:t>
-      </w:r>
-      <w:r>
-        <w:rPr>
-          <w:rFonts w:ascii="Georgia" w:hAnsi="Georgia" w:cstheme="minorHAnsi"/>
-          <w:color w:val="000000" w:themeColor="text1"/>
-          <w:sz w:val="22"/>
-          <w:szCs w:val="22"/>
-          <w:shd w:val="clear" w:color="auto" w:fill="FFFFFF"/>
-        </w:rPr>
-        <w:t>Eisen</w:t>
-      </w:r>
-      <w:r>
-        <w:rPr>
-          <w:rFonts w:ascii="Georgia" w:hAnsi="Georgia" w:cstheme="minorHAnsi"/>
-          <w:color w:val="000000" w:themeColor="text1"/>
-          <w:sz w:val="22"/>
-          <w:szCs w:val="22"/>
-          <w:shd w:val="clear" w:color="auto" w:fill="FFFFFF"/>
-        </w:rPr>
-        <w:t xml:space="preserve">, E., </w:t>
-      </w:r>
-      <w:proofErr w:type="spellStart"/>
-      <w:r>
-        <w:rPr>
-          <w:rFonts w:ascii="Georgia" w:hAnsi="Georgia" w:cstheme="minorHAnsi"/>
-          <w:color w:val="000000" w:themeColor="text1"/>
-          <w:sz w:val="22"/>
-          <w:szCs w:val="22"/>
-          <w:shd w:val="clear" w:color="auto" w:fill="FFFFFF"/>
-        </w:rPr>
-        <w:t>Sondermeyer</w:t>
-      </w:r>
-      <w:proofErr w:type="spellEnd"/>
-      <w:r>
-        <w:rPr>
-          <w:rFonts w:ascii="Georgia" w:hAnsi="Georgia" w:cstheme="minorHAnsi"/>
-          <w:color w:val="000000" w:themeColor="text1"/>
-          <w:sz w:val="22"/>
-          <w:szCs w:val="22"/>
-          <w:shd w:val="clear" w:color="auto" w:fill="FFFFFF"/>
-        </w:rPr>
-        <w:t>-Cooksey</w:t>
-      </w:r>
-      <w:r>
-        <w:rPr>
-          <w:rFonts w:ascii="Georgia" w:hAnsi="Georgia" w:cstheme="minorHAnsi"/>
-          <w:color w:val="000000" w:themeColor="text1"/>
-          <w:sz w:val="22"/>
-          <w:szCs w:val="22"/>
-          <w:shd w:val="clear" w:color="auto" w:fill="FFFFFF"/>
-        </w:rPr>
-        <w:t>, G.,</w:t>
-      </w:r>
-      <w:r>
-        <w:rPr>
-          <w:rFonts w:ascii="Georgia" w:hAnsi="Georgia" w:cstheme="minorHAnsi"/>
-          <w:color w:val="000000" w:themeColor="text1"/>
-          <w:sz w:val="22"/>
-          <w:szCs w:val="22"/>
-          <w:shd w:val="clear" w:color="auto" w:fill="FFFFFF"/>
-        </w:rPr>
-        <w:t xml:space="preserve"> Yu</w:t>
-      </w:r>
-      <w:r>
-        <w:rPr>
-          <w:rFonts w:ascii="Georgia" w:hAnsi="Georgia" w:cstheme="minorHAnsi"/>
-          <w:color w:val="000000" w:themeColor="text1"/>
-          <w:sz w:val="22"/>
-          <w:szCs w:val="22"/>
-          <w:shd w:val="clear" w:color="auto" w:fill="FFFFFF"/>
-        </w:rPr>
-        <w:t>, A.,</w:t>
-      </w:r>
-      <w:r>
-        <w:rPr>
-          <w:rFonts w:ascii="Georgia" w:hAnsi="Georgia" w:cstheme="minorHAnsi"/>
-          <w:color w:val="000000" w:themeColor="text1"/>
-          <w:sz w:val="22"/>
-          <w:szCs w:val="22"/>
-          <w:shd w:val="clear" w:color="auto" w:fill="FFFFFF"/>
-        </w:rPr>
-        <w:t xml:space="preserve"> </w:t>
-      </w:r>
-      <w:proofErr w:type="spellStart"/>
-      <w:r>
-        <w:rPr>
-          <w:rFonts w:ascii="Georgia" w:hAnsi="Georgia" w:cstheme="minorHAnsi"/>
-          <w:color w:val="000000" w:themeColor="text1"/>
-          <w:sz w:val="22"/>
-          <w:szCs w:val="22"/>
-          <w:shd w:val="clear" w:color="auto" w:fill="FFFFFF"/>
-        </w:rPr>
-        <w:t>Vugia</w:t>
-      </w:r>
-      <w:proofErr w:type="spellEnd"/>
-      <w:r>
-        <w:rPr>
-          <w:rFonts w:ascii="Georgia" w:hAnsi="Georgia" w:cstheme="minorHAnsi"/>
-          <w:color w:val="000000" w:themeColor="text1"/>
-          <w:sz w:val="22"/>
-          <w:szCs w:val="22"/>
-          <w:shd w:val="clear" w:color="auto" w:fill="FFFFFF"/>
-        </w:rPr>
-        <w:t xml:space="preserve">, D., </w:t>
-      </w:r>
-      <w:r>
-        <w:rPr>
-          <w:rFonts w:ascii="Georgia" w:hAnsi="Georgia" w:cstheme="minorHAnsi"/>
-          <w:color w:val="000000" w:themeColor="text1"/>
-          <w:sz w:val="22"/>
-          <w:szCs w:val="22"/>
-          <w:shd w:val="clear" w:color="auto" w:fill="FFFFFF"/>
-        </w:rPr>
-        <w:t>Jain</w:t>
-      </w:r>
-      <w:r>
-        <w:rPr>
-          <w:rFonts w:ascii="Georgia" w:hAnsi="Georgia" w:cstheme="minorHAnsi"/>
-          <w:color w:val="000000" w:themeColor="text1"/>
-          <w:sz w:val="22"/>
-          <w:szCs w:val="22"/>
-          <w:shd w:val="clear" w:color="auto" w:fill="FFFFFF"/>
-        </w:rPr>
-        <w:t xml:space="preserve">, A., </w:t>
-      </w:r>
-      <w:r>
-        <w:rPr>
-          <w:rFonts w:ascii="Georgia" w:hAnsi="Georgia" w:cstheme="minorHAnsi"/>
-          <w:color w:val="000000" w:themeColor="text1"/>
-          <w:sz w:val="22"/>
-          <w:szCs w:val="22"/>
-          <w:shd w:val="clear" w:color="auto" w:fill="FFFFFF"/>
-        </w:rPr>
-        <w:t>Balmes</w:t>
-      </w:r>
-      <w:r>
-        <w:rPr>
-          <w:rFonts w:ascii="Georgia" w:hAnsi="Georgia" w:cstheme="minorHAnsi"/>
-          <w:color w:val="000000" w:themeColor="text1"/>
-          <w:sz w:val="22"/>
-          <w:szCs w:val="22"/>
-          <w:shd w:val="clear" w:color="auto" w:fill="FFFFFF"/>
-        </w:rPr>
-        <w:t>, J.,</w:t>
-      </w:r>
-      <w:r>
-        <w:rPr>
-          <w:rFonts w:ascii="Georgia" w:hAnsi="Georgia" w:cstheme="minorHAnsi"/>
-          <w:color w:val="000000" w:themeColor="text1"/>
-          <w:sz w:val="22"/>
-          <w:szCs w:val="22"/>
-          <w:shd w:val="clear" w:color="auto" w:fill="FFFFFF"/>
-        </w:rPr>
-        <w:t xml:space="preserve"> Taylor</w:t>
-      </w:r>
-      <w:r>
-        <w:rPr>
-          <w:rFonts w:ascii="Georgia" w:hAnsi="Georgia" w:cstheme="minorHAnsi"/>
-          <w:color w:val="000000" w:themeColor="text1"/>
-          <w:sz w:val="22"/>
-          <w:szCs w:val="22"/>
-          <w:shd w:val="clear" w:color="auto" w:fill="FFFFFF"/>
-        </w:rPr>
-        <w:t>, J.,</w:t>
-      </w:r>
-      <w:r>
-        <w:rPr>
-          <w:rFonts w:ascii="Georgia" w:hAnsi="Georgia" w:cstheme="minorHAnsi"/>
-          <w:color w:val="000000" w:themeColor="text1"/>
-          <w:sz w:val="22"/>
-          <w:szCs w:val="22"/>
-          <w:shd w:val="clear" w:color="auto" w:fill="FFFFFF"/>
-        </w:rPr>
-        <w:t xml:space="preserve"> </w:t>
-      </w:r>
-      <w:proofErr w:type="spellStart"/>
-      <w:r>
-        <w:rPr>
-          <w:rFonts w:ascii="Georgia" w:hAnsi="Georgia" w:cstheme="minorHAnsi"/>
-          <w:color w:val="000000" w:themeColor="text1"/>
-          <w:sz w:val="22"/>
-          <w:szCs w:val="22"/>
-          <w:shd w:val="clear" w:color="auto" w:fill="FFFFFF"/>
-        </w:rPr>
-        <w:t>Remais</w:t>
-      </w:r>
-      <w:proofErr w:type="spellEnd"/>
-      <w:r>
-        <w:rPr>
-          <w:rFonts w:ascii="Georgia" w:hAnsi="Georgia" w:cstheme="minorHAnsi"/>
-          <w:color w:val="000000" w:themeColor="text1"/>
-          <w:sz w:val="22"/>
-          <w:szCs w:val="22"/>
-          <w:shd w:val="clear" w:color="auto" w:fill="FFFFFF"/>
-        </w:rPr>
-        <w:t>, J.,</w:t>
-      </w:r>
-      <w:r>
-        <w:rPr>
-          <w:rFonts w:ascii="Georgia" w:hAnsi="Georgia" w:cstheme="minorHAnsi"/>
-          <w:color w:val="000000" w:themeColor="text1"/>
-          <w:sz w:val="22"/>
-          <w:szCs w:val="22"/>
-          <w:shd w:val="clear" w:color="auto" w:fill="FFFFFF"/>
-        </w:rPr>
-        <w:t xml:space="preserve"> Strickland</w:t>
-      </w:r>
-      <w:r>
-        <w:rPr>
-          <w:rFonts w:ascii="Georgia" w:hAnsi="Georgia" w:cstheme="minorHAnsi"/>
-          <w:color w:val="000000" w:themeColor="text1"/>
-          <w:sz w:val="22"/>
-          <w:szCs w:val="22"/>
-          <w:shd w:val="clear" w:color="auto" w:fill="FFFFFF"/>
-        </w:rPr>
-        <w:t>, M. (</w:t>
-      </w:r>
-      <w:r>
-        <w:rPr>
-          <w:rFonts w:ascii="Georgia" w:hAnsi="Georgia" w:cstheme="minorHAnsi"/>
-          <w:color w:val="000000" w:themeColor="text1"/>
-          <w:sz w:val="22"/>
-          <w:szCs w:val="22"/>
-          <w:shd w:val="clear" w:color="auto" w:fill="FFFFFF"/>
-        </w:rPr>
-        <w:t>2025</w:t>
-      </w:r>
-      <w:r>
-        <w:rPr>
-          <w:rFonts w:ascii="Georgia" w:hAnsi="Georgia" w:cstheme="minorHAnsi"/>
-          <w:color w:val="000000" w:themeColor="text1"/>
-          <w:sz w:val="22"/>
-          <w:szCs w:val="22"/>
-          <w:shd w:val="clear" w:color="auto" w:fill="FFFFFF"/>
-        </w:rPr>
-        <w:t>), “</w:t>
-      </w:r>
-      <w:r>
-        <w:rPr>
-          <w:rFonts w:ascii="Georgia" w:hAnsi="Georgia" w:cstheme="minorHAnsi"/>
-          <w:color w:val="000000" w:themeColor="text1"/>
-          <w:sz w:val="22"/>
-          <w:szCs w:val="22"/>
-          <w:shd w:val="clear" w:color="auto" w:fill="FFFFFF"/>
-        </w:rPr>
-        <w:t>Estimating the exposure-response relationship between fine mineral dust concentration and coccidioidomycosis incidence using speciated particulate matter data: A longitudinal surveillance study</w:t>
-      </w:r>
-      <w:r>
-        <w:rPr>
-          <w:rFonts w:ascii="Georgia" w:hAnsi="Georgia" w:cstheme="minorHAnsi"/>
-          <w:color w:val="000000" w:themeColor="text1"/>
-          <w:sz w:val="22"/>
-          <w:szCs w:val="22"/>
-          <w:shd w:val="clear" w:color="auto" w:fill="FFFFFF"/>
-        </w:rPr>
-        <w:t xml:space="preserve">”, </w:t>
+          <w:sz w:val="22"/>
+          <w:szCs w:val="22"/>
+        </w:rPr>
+        <w:t xml:space="preserve">Based Python Toolkit for Streamlining Polar Climate Model Assessments. </w:t>
       </w:r>
       <w:r>
         <w:rPr>
           <w:rFonts w:ascii="Georgia" w:hAnsi="Georgia" w:cstheme="minorHAnsi"/>
           <w:i/>
           <w:iCs/>
-          <w:color w:val="000000" w:themeColor="text1"/>
-          <w:sz w:val="22"/>
-          <w:szCs w:val="22"/>
-          <w:shd w:val="clear" w:color="auto" w:fill="FFFFFF"/>
-        </w:rPr>
-        <w:t>Environmental Health Perspectives</w:t>
-      </w:r>
-      <w:r>
-        <w:rPr>
-          <w:rFonts w:ascii="Georgia" w:hAnsi="Georgia" w:cstheme="minorHAnsi"/>
-          <w:color w:val="000000" w:themeColor="text1"/>
-          <w:sz w:val="22"/>
-          <w:szCs w:val="22"/>
-          <w:shd w:val="clear" w:color="auto" w:fill="FFFFFF"/>
-        </w:rPr>
-        <w:t xml:space="preserve">, </w:t>
-      </w:r>
-      <w:r>
-        <w:rPr>
-          <w:rFonts w:ascii="Georgia" w:hAnsi="Georgia" w:cstheme="minorHAnsi"/>
-          <w:color w:val="000000" w:themeColor="text1"/>
-          <w:sz w:val="22"/>
-          <w:szCs w:val="22"/>
-          <w:shd w:val="clear" w:color="auto" w:fill="FFFFFF"/>
-        </w:rPr>
-        <w:t>doi:10.1289/EHP13875</w:t>
-      </w:r>
-      <w:r>
-        <w:rPr>
-          <w:rFonts w:ascii="Georgia" w:hAnsi="Georgia" w:cstheme="minorHAnsi"/>
-          <w:color w:val="000000" w:themeColor="text1"/>
-          <w:sz w:val="22"/>
-          <w:szCs w:val="22"/>
-          <w:shd w:val="clear" w:color="auto" w:fill="FFFFFF"/>
-        </w:rPr>
-        <w:t>.</w:t>
-      </w:r>
-    </w:p>
-    <w:p>
-      <w:pPr>
-        <w:rPr>
-          <w:rFonts w:ascii="Georgia" w:hAnsi="Georgia" w:cstheme="minorHAnsi"/>
-          <w:color w:val="000000" w:themeColor="text1"/>
-          <w:sz w:val="22"/>
-          <w:szCs w:val="22"/>
-          <w:shd w:val="clear" w:color="auto" w:fill="FFFFFF"/>
-        </w:rPr>
-      </w:pPr>
-    </w:p>
-    <w:p>
-      <w:pPr>
-        <w:rPr>
-          <w:rFonts w:ascii="Georgia" w:hAnsi="Georgia" w:cstheme="minorHAnsi"/>
-          <w:color w:val="000000" w:themeColor="text1"/>
-          <w:sz w:val="22"/>
-          <w:szCs w:val="22"/>
-        </w:rPr>
-      </w:pPr>
-      <w:r>
-        <w:rPr>
-          <w:rFonts w:ascii="Georgia" w:hAnsi="Georgia" w:cstheme="minorHAnsi"/>
-          <w:color w:val="000000" w:themeColor="text1"/>
-          <w:sz w:val="22"/>
-          <w:szCs w:val="22"/>
-          <w:shd w:val="clear" w:color="auto" w:fill="FFFFFF"/>
-        </w:rPr>
-        <w:t xml:space="preserve">Petty A. A., </w:t>
-      </w:r>
-      <w:r>
-        <w:rPr>
-          <w:rFonts w:ascii="Georgia" w:hAnsi="Georgia" w:cstheme="minorHAnsi"/>
-          <w:b/>
-          <w:bCs/>
-          <w:color w:val="000000" w:themeColor="text1"/>
-          <w:sz w:val="22"/>
-          <w:szCs w:val="22"/>
-          <w:shd w:val="clear" w:color="auto" w:fill="FFFFFF"/>
-        </w:rPr>
-        <w:t>Keeney</w:t>
-      </w:r>
-      <w:r>
-        <w:rPr>
-          <w:rFonts w:ascii="Georgia" w:hAnsi="Georgia" w:cstheme="minorHAnsi"/>
-          <w:b/>
-          <w:bCs/>
-          <w:color w:val="000000" w:themeColor="text1"/>
-          <w:sz w:val="22"/>
-          <w:szCs w:val="22"/>
-          <w:shd w:val="clear" w:color="auto" w:fill="FFFFFF"/>
-        </w:rPr>
-        <w:t>, N.</w:t>
-      </w:r>
-      <w:r>
-        <w:rPr>
-          <w:rFonts w:ascii="Georgia" w:hAnsi="Georgia" w:cstheme="minorHAnsi"/>
-          <w:color w:val="000000" w:themeColor="text1"/>
-          <w:sz w:val="22"/>
-          <w:szCs w:val="22"/>
-          <w:shd w:val="clear" w:color="auto" w:fill="FFFFFF"/>
-        </w:rPr>
-        <w:t>, Cabaj</w:t>
-      </w:r>
-      <w:r>
-        <w:rPr>
-          <w:rFonts w:ascii="Georgia" w:hAnsi="Georgia" w:cstheme="minorHAnsi"/>
-          <w:color w:val="000000" w:themeColor="text1"/>
-          <w:sz w:val="22"/>
-          <w:szCs w:val="22"/>
-          <w:shd w:val="clear" w:color="auto" w:fill="FFFFFF"/>
-        </w:rPr>
-        <w:t>, A.</w:t>
-      </w:r>
-      <w:r>
-        <w:rPr>
-          <w:rFonts w:ascii="Georgia" w:hAnsi="Georgia" w:cstheme="minorHAnsi"/>
-          <w:color w:val="000000" w:themeColor="text1"/>
-          <w:sz w:val="22"/>
-          <w:szCs w:val="22"/>
-          <w:shd w:val="clear" w:color="auto" w:fill="FFFFFF"/>
-        </w:rPr>
-        <w:t xml:space="preserve">, Kushner, </w:t>
-      </w:r>
-      <w:r>
-        <w:rPr>
-          <w:rFonts w:ascii="Georgia" w:hAnsi="Georgia" w:cstheme="minorHAnsi"/>
-          <w:color w:val="000000" w:themeColor="text1"/>
-          <w:sz w:val="22"/>
-          <w:szCs w:val="22"/>
-          <w:shd w:val="clear" w:color="auto" w:fill="FFFFFF"/>
-        </w:rPr>
-        <w:t xml:space="preserve">P., </w:t>
-      </w:r>
-      <w:r>
-        <w:rPr>
-          <w:rFonts w:ascii="Georgia" w:hAnsi="Georgia" w:cstheme="minorHAnsi"/>
-          <w:color w:val="000000" w:themeColor="text1"/>
-          <w:sz w:val="22"/>
-          <w:szCs w:val="22"/>
-          <w:shd w:val="clear" w:color="auto" w:fill="FFFFFF"/>
-        </w:rPr>
-        <w:t>Bagnardi</w:t>
-      </w:r>
-      <w:r>
-        <w:rPr>
-          <w:rFonts w:ascii="Georgia" w:hAnsi="Georgia" w:cstheme="minorHAnsi"/>
-          <w:color w:val="000000" w:themeColor="text1"/>
-          <w:sz w:val="22"/>
-          <w:szCs w:val="22"/>
-          <w:shd w:val="clear" w:color="auto" w:fill="FFFFFF"/>
-        </w:rPr>
-        <w:t xml:space="preserve">, M. </w:t>
-      </w:r>
-      <w:r>
-        <w:rPr>
-          <w:rFonts w:ascii="Georgia" w:hAnsi="Georgia" w:cstheme="minorHAnsi"/>
-          <w:color w:val="000000" w:themeColor="text1"/>
-          <w:sz w:val="22"/>
-          <w:szCs w:val="22"/>
-          <w:shd w:val="clear" w:color="auto" w:fill="FFFFFF"/>
-        </w:rPr>
-        <w:t>(202</w:t>
-      </w:r>
-      <w:r>
-        <w:rPr>
-          <w:rFonts w:ascii="Georgia" w:hAnsi="Georgia" w:cstheme="minorHAnsi"/>
-          <w:color w:val="000000" w:themeColor="text1"/>
-          <w:sz w:val="22"/>
-          <w:szCs w:val="22"/>
-          <w:shd w:val="clear" w:color="auto" w:fill="FFFFFF"/>
-        </w:rPr>
-        <w:t>3</w:t>
-      </w:r>
-      <w:r>
-        <w:rPr>
-          <w:rFonts w:ascii="Georgia" w:hAnsi="Georgia" w:cstheme="minorHAnsi"/>
-          <w:color w:val="000000" w:themeColor="text1"/>
-          <w:sz w:val="22"/>
-          <w:szCs w:val="22"/>
-          <w:shd w:val="clear" w:color="auto" w:fill="FFFFFF"/>
-        </w:rPr>
-        <w:t xml:space="preserve">), </w:t>
-      </w:r>
-      <w:r>
-        <w:rPr>
-          <w:rFonts w:ascii="Georgia" w:hAnsi="Georgia" w:cstheme="minorHAnsi"/>
-          <w:color w:val="000000" w:themeColor="text1"/>
-          <w:sz w:val="22"/>
-          <w:szCs w:val="22"/>
-          <w:shd w:val="clear" w:color="auto" w:fill="FFFFFF"/>
-        </w:rPr>
-        <w:t>“</w:t>
-      </w:r>
-      <w:proofErr w:type="gramStart"/>
-      <w:r>
-        <w:rPr>
-          <w:rFonts w:ascii="Georgia" w:hAnsi="Georgia" w:cstheme="minorHAnsi"/>
-          <w:color w:val="000000" w:themeColor="text1"/>
-          <w:sz w:val="22"/>
-          <w:szCs w:val="22"/>
-        </w:rPr>
-        <w:t>Winter Arctic sea</w:t>
-      </w:r>
-      <w:proofErr w:type="gramEnd"/>
-      <w:r>
-        <w:rPr>
-          <w:rFonts w:ascii="Georgia" w:hAnsi="Georgia" w:cstheme="minorHAnsi"/>
-          <w:color w:val="000000" w:themeColor="text1"/>
-          <w:sz w:val="22"/>
-          <w:szCs w:val="22"/>
-        </w:rPr>
-        <w:t xml:space="preserve"> ice</w:t>
-      </w:r>
-    </w:p>
-    <w:p>
-      <w:pPr>
-        <w:ind w:left="720"/>
-        <w:rPr>
-          <w:rFonts w:ascii="Georgia" w:hAnsi="Georgia" w:cstheme="minorHAnsi"/>
-          <w:color w:val="000000" w:themeColor="text1"/>
-          <w:sz w:val="22"/>
-          <w:szCs w:val="22"/>
-        </w:rPr>
-      </w:pPr>
-      <w:r>
-        <w:rPr>
-          <w:rFonts w:ascii="Georgia" w:hAnsi="Georgia" w:cstheme="minorHAnsi"/>
-          <w:color w:val="000000" w:themeColor="text1"/>
-          <w:sz w:val="22"/>
-          <w:szCs w:val="22"/>
-        </w:rPr>
-        <w:t>thickness from</w:t>
-      </w:r>
-      <w:r>
-        <w:rPr>
-          <w:rFonts w:ascii="Georgia" w:hAnsi="Georgia" w:cstheme="minorHAnsi"/>
-          <w:color w:val="000000" w:themeColor="text1"/>
+          <w:sz w:val="22"/>
+          <w:szCs w:val="22"/>
+        </w:rPr>
+        <w:t>American Geophysical</w:t>
+      </w:r>
+      <w:r>
+        <w:rPr>
+          <w:rFonts w:ascii="Georgia" w:hAnsi="Georgia" w:cstheme="minorHAnsi"/>
           <w:sz w:val="22"/>
           <w:szCs w:val="22"/>
         </w:rPr>
         <w:t xml:space="preserve"> </w:t>
-      </w:r>
-      <w:r>
-        <w:rPr>
-          <w:rFonts w:ascii="Georgia" w:hAnsi="Georgia" w:cstheme="minorHAnsi"/>
-          <w:color w:val="000000" w:themeColor="text1"/>
-          <w:sz w:val="22"/>
-          <w:szCs w:val="22"/>
-        </w:rPr>
-        <w:t>ICESat-2: upgrades to freeboard and snow loading estimates and an</w:t>
-      </w:r>
-      <w:r>
-        <w:rPr>
-          <w:rFonts w:ascii="Georgia" w:hAnsi="Georgia" w:cstheme="minorHAnsi"/>
-          <w:color w:val="000000" w:themeColor="text1"/>
-          <w:sz w:val="22"/>
-          <w:szCs w:val="22"/>
-        </w:rPr>
-        <w:t xml:space="preserve"> </w:t>
-      </w:r>
-      <w:r>
-        <w:rPr>
-          <w:rFonts w:ascii="Georgia" w:hAnsi="Georgia" w:cstheme="minorHAnsi"/>
-          <w:color w:val="000000" w:themeColor="text1"/>
-          <w:sz w:val="22"/>
-          <w:szCs w:val="22"/>
-        </w:rPr>
-        <w:t>assessment of the first three winters of data collection</w:t>
-      </w:r>
-      <w:r>
-        <w:rPr>
-          <w:rFonts w:ascii="Georgia" w:hAnsi="Georgia" w:cstheme="minorHAnsi"/>
-          <w:color w:val="000000" w:themeColor="text1"/>
-          <w:sz w:val="22"/>
-          <w:szCs w:val="22"/>
-        </w:rPr>
-        <w:t>”</w:t>
-      </w:r>
-      <w:r>
-        <w:rPr>
-          <w:rFonts w:ascii="Georgia" w:hAnsi="Georgia" w:cstheme="minorHAnsi"/>
-          <w:color w:val="000000" w:themeColor="text1"/>
-          <w:sz w:val="22"/>
-          <w:szCs w:val="22"/>
-          <w:shd w:val="clear" w:color="auto" w:fill="FFFFFF"/>
-        </w:rPr>
-        <w:t xml:space="preserve">, </w:t>
       </w:r>
       <w:r>
         <w:rPr>
           <w:rFonts w:ascii="Georgia" w:hAnsi="Georgia" w:cstheme="minorHAnsi"/>
           <w:i/>
           <w:iCs/>
-          <w:color w:val="000000" w:themeColor="text1"/>
-          <w:sz w:val="22"/>
-          <w:szCs w:val="22"/>
-          <w:shd w:val="clear" w:color="auto" w:fill="FFFFFF"/>
-        </w:rPr>
-        <w:t>The Cryosphere</w:t>
-      </w:r>
-      <w:r>
-        <w:rPr>
-          <w:rFonts w:ascii="Georgia" w:hAnsi="Georgia" w:cstheme="minorHAnsi"/>
-          <w:color w:val="000000" w:themeColor="text1"/>
-          <w:sz w:val="22"/>
-          <w:szCs w:val="22"/>
-          <w:shd w:val="clear" w:color="auto" w:fill="FFFFFF"/>
-        </w:rPr>
-        <w:t xml:space="preserve">, </w:t>
-      </w:r>
-      <w:r>
-        <w:rPr>
-          <w:rFonts w:ascii="Georgia" w:hAnsi="Georgia" w:cstheme="minorHAnsi"/>
-          <w:color w:val="000000" w:themeColor="text1"/>
-          <w:sz w:val="22"/>
-          <w:szCs w:val="22"/>
-          <w:shd w:val="clear" w:color="auto" w:fill="FFFFFF"/>
-        </w:rPr>
-        <w:t>doi:10.5194/tc-17-127-2023</w:t>
-      </w:r>
-      <w:r>
-        <w:rPr>
-          <w:rFonts w:ascii="Georgia" w:hAnsi="Georgia" w:cstheme="minorHAnsi"/>
-          <w:color w:val="000000" w:themeColor="text1"/>
-          <w:sz w:val="22"/>
-          <w:szCs w:val="22"/>
-          <w:shd w:val="clear" w:color="auto" w:fill="FFFFFF"/>
-        </w:rPr>
-        <w:t>.</w:t>
-      </w:r>
-    </w:p>
-    <w:p>
-      <w:pPr>
-        <w:rPr>
-          <w:rFonts w:ascii="Georgia" w:hAnsi="Georgia" w:cstheme="minorHAnsi"/>
-          <w:sz w:val="16"/>
-          <w:szCs w:val="16"/>
-        </w:rPr>
-      </w:pPr>
-    </w:p>
-    <w:p>
-      <w:pPr>
-        <w:rPr>
-          <w:rFonts w:ascii="Georgia" w:hAnsi="Georgia" w:cstheme="minorHAnsi"/>
-          <w:sz w:val="22"/>
-          <w:szCs w:val="22"/>
-        </w:rPr>
-      </w:pPr>
-      <w:r>
-        <w:rPr>
-          <w:rFonts w:ascii="Georgia" w:hAnsi="Georgia" w:cstheme="minorHAnsi"/>
-          <w:sz w:val="22"/>
-          <w:szCs w:val="22"/>
-        </w:rPr>
-        <w:t>Baldocchi, D.,</w:t>
+          <w:sz w:val="22"/>
+          <w:szCs w:val="22"/>
+        </w:rPr>
+        <w:t>Union Fall Meeting</w:t>
+      </w:r>
+      <w:r>
+        <w:rPr>
+          <w:rFonts w:ascii="Georgia" w:hAnsi="Georgia" w:cstheme="minorHAnsi"/>
+          <w:sz w:val="22"/>
+          <w:szCs w:val="22"/>
+        </w:rPr>
+        <w:t>. [oral, virtual]</w:t>
+      </w:r>
+    </w:p>
+    <w:p>
+      <w:pPr>
+        <w:ind w:firstLine="720"/>
+        <w:rPr>
+          <w:rFonts w:ascii="Georgia" w:hAnsi="Georgia" w:cstheme="minorHAnsi"/>
+          <w:sz w:val="22"/>
+          <w:szCs w:val="22"/>
+        </w:rPr>
+      </w:pPr>
+    </w:p>
+    <w:p>
+      <w:pPr>
+        <w:rPr>
+          <w:rFonts w:ascii="Georgia" w:hAnsi="Georgia" w:cstheme="minorHAnsi"/>
+          <w:sz w:val="22"/>
+          <w:szCs w:val="22"/>
+        </w:rPr>
+      </w:pPr>
+      <w:proofErr w:type="spellStart"/>
+      <w:r>
+        <w:rPr>
+          <w:rFonts w:ascii="Georgia" w:hAnsi="Georgia" w:cstheme="minorHAnsi"/>
+          <w:sz w:val="22"/>
+          <w:szCs w:val="22"/>
+        </w:rPr>
+        <w:t>Bhattachan</w:t>
+      </w:r>
+      <w:proofErr w:type="spellEnd"/>
+      <w:r>
+        <w:rPr>
+          <w:rFonts w:ascii="Georgia" w:hAnsi="Georgia" w:cstheme="minorHAnsi"/>
+          <w:sz w:val="22"/>
+          <w:szCs w:val="22"/>
+        </w:rPr>
+        <w:t xml:space="preserve">, A., </w:t>
       </w:r>
       <w:r>
         <w:rPr>
@@ -3020,307 +3366,6 @@
           <w:sz w:val="22"/>
           <w:szCs w:val="22"/>
         </w:rPr>
-        <w:t xml:space="preserve"> Keeney, N.</w:t>
-      </w:r>
-      <w:r>
-        <w:rPr>
-          <w:rFonts w:ascii="Georgia" w:hAnsi="Georgia" w:cstheme="minorHAnsi"/>
-          <w:sz w:val="22"/>
-          <w:szCs w:val="22"/>
-        </w:rPr>
-        <w:t>, Rey-Sanchez, C., and Fisher, J. (2021)</w:t>
-      </w:r>
-      <w:r>
-        <w:rPr>
-          <w:rFonts w:ascii="Georgia" w:hAnsi="Georgia" w:cstheme="minorHAnsi"/>
-          <w:sz w:val="22"/>
-          <w:szCs w:val="22"/>
-        </w:rPr>
-        <w:t>,</w:t>
-      </w:r>
-      <w:r>
-        <w:rPr>
-          <w:rFonts w:ascii="Georgia" w:hAnsi="Georgia" w:cstheme="minorHAnsi"/>
-          <w:sz w:val="22"/>
-          <w:szCs w:val="22"/>
-        </w:rPr>
-        <w:t xml:space="preserve"> </w:t>
-      </w:r>
-      <w:r>
-        <w:rPr>
-          <w:rFonts w:ascii="Georgia" w:hAnsi="Georgia" w:cstheme="minorHAnsi"/>
-          <w:sz w:val="22"/>
-          <w:szCs w:val="22"/>
-        </w:rPr>
-        <w:t>“</w:t>
-      </w:r>
-      <w:r>
-        <w:rPr>
-          <w:rFonts w:ascii="Georgia" w:hAnsi="Georgia" w:cstheme="minorHAnsi"/>
-          <w:sz w:val="22"/>
-          <w:szCs w:val="22"/>
-        </w:rPr>
-        <w:t>Atmospheric Humidity</w:t>
-      </w:r>
-    </w:p>
-    <w:p>
-      <w:pPr>
-        <w:ind w:left="720"/>
-        <w:rPr>
-          <w:rFonts w:ascii="Georgia" w:hAnsi="Georgia" w:cstheme="minorHAnsi"/>
-          <w:sz w:val="22"/>
-          <w:szCs w:val="22"/>
-        </w:rPr>
-      </w:pPr>
-      <w:r>
-        <w:rPr>
-          <w:rFonts w:ascii="Georgia" w:hAnsi="Georgia" w:cstheme="minorHAnsi"/>
-          <w:sz w:val="22"/>
-          <w:szCs w:val="22"/>
-        </w:rPr>
-        <w:t>Deficits Tell Us</w:t>
-      </w:r>
-      <w:r>
-        <w:rPr>
-          <w:rFonts w:ascii="Georgia" w:hAnsi="Georgia" w:cstheme="minorHAnsi"/>
-          <w:sz w:val="22"/>
-          <w:szCs w:val="22"/>
-        </w:rPr>
-        <w:t xml:space="preserve"> </w:t>
-      </w:r>
-      <w:r>
-        <w:rPr>
-          <w:rFonts w:ascii="Georgia" w:hAnsi="Georgia" w:cstheme="minorHAnsi"/>
-          <w:sz w:val="22"/>
-          <w:szCs w:val="22"/>
-        </w:rPr>
-        <w:t>How Soil Moisture Deficits Down-Regulate Ecosystem Evaporation</w:t>
-      </w:r>
-      <w:r>
-        <w:rPr>
-          <w:rFonts w:ascii="Georgia" w:hAnsi="Georgia" w:cstheme="minorHAnsi"/>
-          <w:sz w:val="22"/>
-          <w:szCs w:val="22"/>
-        </w:rPr>
-        <w:t>”</w:t>
-      </w:r>
-      <w:r>
-        <w:rPr>
-          <w:rFonts w:ascii="Georgia" w:hAnsi="Georgia" w:cstheme="minorHAnsi"/>
-          <w:sz w:val="22"/>
-          <w:szCs w:val="22"/>
-        </w:rPr>
-        <w:t>,</w:t>
-      </w:r>
-      <w:r>
-        <w:rPr>
-          <w:rFonts w:ascii="Georgia" w:hAnsi="Georgia" w:cstheme="minorHAnsi"/>
-          <w:sz w:val="22"/>
-          <w:szCs w:val="22"/>
-        </w:rPr>
-        <w:t xml:space="preserve"> </w:t>
-      </w:r>
-      <w:r>
-        <w:rPr>
-          <w:rFonts w:ascii="Georgia" w:hAnsi="Georgia" w:cstheme="minorHAnsi"/>
-          <w:i/>
-          <w:iCs/>
-          <w:sz w:val="22"/>
-          <w:szCs w:val="22"/>
-        </w:rPr>
-        <w:t>Advances in Water</w:t>
-      </w:r>
-      <w:r>
-        <w:rPr>
-          <w:rFonts w:ascii="Georgia" w:hAnsi="Georgia" w:cstheme="minorHAnsi"/>
-          <w:sz w:val="22"/>
-          <w:szCs w:val="22"/>
-        </w:rPr>
-        <w:t xml:space="preserve"> </w:t>
-      </w:r>
-      <w:r>
-        <w:rPr>
-          <w:rFonts w:ascii="Georgia" w:hAnsi="Georgia" w:cstheme="minorHAnsi"/>
-          <w:i/>
-          <w:iCs/>
-          <w:sz w:val="22"/>
-          <w:szCs w:val="22"/>
-        </w:rPr>
-        <w:t>Resources</w:t>
-      </w:r>
-      <w:r>
-        <w:rPr>
-          <w:rFonts w:ascii="Georgia" w:hAnsi="Georgia" w:cstheme="minorHAnsi"/>
-          <w:sz w:val="22"/>
-          <w:szCs w:val="22"/>
-        </w:rPr>
-        <w:t>, doi:10.1016/j.advwatres.2021.104100.</w:t>
-      </w:r>
-    </w:p>
-    <w:p>
-      <w:pPr>
-        <w:rPr>
-          <w:rFonts w:ascii="Georgia" w:hAnsi="Georgia" w:cstheme="minorHAnsi"/>
-        </w:rPr>
-      </w:pPr>
-    </w:p>
-    <w:p>
-      <w:pPr>
-        <w:pBdr>
-          <w:bottom w:val="single" w:sz="4" w:space="1" w:color="auto"/>
-        </w:pBdr>
-        <w:rPr>
-          <w:rFonts w:ascii="Georgia" w:hAnsi="Georgia" w:cstheme="minorHAnsi"/>
-          <w:b/>
-          <w:bCs/>
-          <w:sz w:val="26"/>
-          <w:szCs w:val="26"/>
-        </w:rPr>
-      </w:pPr>
-      <w:r>
-        <w:rPr>
-          <w:rFonts w:ascii="Georgia" w:hAnsi="Georgia" w:cstheme="minorHAnsi"/>
-          <w:b/>
-          <w:bCs/>
-          <w:sz w:val="26"/>
-          <w:szCs w:val="26"/>
-        </w:rPr>
-        <w:t>CONFERENCE</w:t>
-      </w:r>
-      <w:r>
-        <w:rPr>
-          <w:rFonts w:ascii="Georgia" w:hAnsi="Georgia" w:cstheme="minorHAnsi"/>
-          <w:b/>
-          <w:bCs/>
-          <w:sz w:val="26"/>
-          <w:szCs w:val="26"/>
-        </w:rPr>
-        <w:t xml:space="preserve"> PRESENTATIONS</w:t>
-      </w:r>
-    </w:p>
-    <w:p>
-      <w:pPr>
-        <w:rPr>
-          <w:rFonts w:ascii="Georgia" w:hAnsi="Georgia" w:cstheme="minorHAnsi"/>
-          <w:sz w:val="22"/>
-          <w:szCs w:val="22"/>
-        </w:rPr>
-      </w:pPr>
-      <w:r>
-        <w:rPr>
-          <w:rFonts w:ascii="Georgia" w:hAnsi="Georgia" w:cstheme="minorHAnsi"/>
-          <w:b/>
-          <w:bCs/>
-          <w:sz w:val="22"/>
-          <w:szCs w:val="22"/>
-        </w:rPr>
-        <w:t>Keeney, N.</w:t>
-      </w:r>
-      <w:r>
-        <w:rPr>
-          <w:rFonts w:ascii="Georgia" w:hAnsi="Georgia" w:cstheme="minorHAnsi"/>
-          <w:sz w:val="22"/>
-          <w:szCs w:val="22"/>
-        </w:rPr>
-        <w:t>, Petty, A., Simon, E., Andrews, L., Parker, C., Medley, B., and Boisvert, L. (2021). A Cloud</w:t>
-      </w:r>
-      <w:r>
-        <w:rPr>
-          <w:rFonts w:ascii="Georgia" w:hAnsi="Georgia" w:cstheme="minorHAnsi"/>
-          <w:sz w:val="22"/>
-          <w:szCs w:val="22"/>
-        </w:rPr>
-        <w:t xml:space="preserve"> </w:t>
-      </w:r>
-      <w:r>
-        <w:rPr>
-          <w:rFonts w:ascii="Georgia" w:hAnsi="Georgia" w:cstheme="minorHAnsi"/>
-          <w:sz w:val="22"/>
-          <w:szCs w:val="22"/>
-        </w:rPr>
-        <w:t xml:space="preserve">Based Python Toolkit for Streamlining Polar Climate Model Assessments. </w:t>
-      </w:r>
-      <w:r>
-        <w:rPr>
-          <w:rFonts w:ascii="Georgia" w:hAnsi="Georgia" w:cstheme="minorHAnsi"/>
-          <w:i/>
-          <w:iCs/>
-          <w:sz w:val="22"/>
-          <w:szCs w:val="22"/>
-        </w:rPr>
-        <w:t>American Geophysical</w:t>
-      </w:r>
-      <w:r>
-        <w:rPr>
-          <w:rFonts w:ascii="Georgia" w:hAnsi="Georgia" w:cstheme="minorHAnsi"/>
-          <w:sz w:val="22"/>
-          <w:szCs w:val="22"/>
-        </w:rPr>
-        <w:t xml:space="preserve"> </w:t>
-      </w:r>
-      <w:r>
-        <w:rPr>
-          <w:rFonts w:ascii="Georgia" w:hAnsi="Georgia" w:cstheme="minorHAnsi"/>
-          <w:i/>
-          <w:iCs/>
-          <w:sz w:val="22"/>
-          <w:szCs w:val="22"/>
-        </w:rPr>
-        <w:t>Union Fall Meeting</w:t>
-      </w:r>
-      <w:r>
-        <w:rPr>
-          <w:rFonts w:ascii="Georgia" w:hAnsi="Georgia" w:cstheme="minorHAnsi"/>
-          <w:sz w:val="22"/>
-          <w:szCs w:val="22"/>
-        </w:rPr>
-        <w:t>. [oral, virtual]</w:t>
-      </w:r>
-    </w:p>
-    <w:p>
-      <w:pPr>
-        <w:ind w:firstLine="720"/>
-        <w:rPr>
-          <w:rFonts w:ascii="Georgia" w:hAnsi="Georgia" w:cstheme="minorHAnsi"/>
-          <w:sz w:val="22"/>
-          <w:szCs w:val="22"/>
-        </w:rPr>
-      </w:pPr>
-    </w:p>
-    <w:p>
-      <w:pPr>
-        <w:rPr>
-          <w:rFonts w:ascii="Georgia" w:hAnsi="Georgia" w:cstheme="minorHAnsi"/>
-          <w:sz w:val="22"/>
-          <w:szCs w:val="22"/>
-        </w:rPr>
-      </w:pPr>
-      <w:proofErr w:type="spellStart"/>
-      <w:r>
-        <w:rPr>
-          <w:rFonts w:ascii="Georgia" w:hAnsi="Georgia" w:cstheme="minorHAnsi"/>
-          <w:sz w:val="22"/>
-          <w:szCs w:val="22"/>
-        </w:rPr>
-        <w:t>Bhattachan</w:t>
-      </w:r>
-      <w:proofErr w:type="spellEnd"/>
-      <w:r>
-        <w:rPr>
-          <w:rFonts w:ascii="Georgia" w:hAnsi="Georgia" w:cstheme="minorHAnsi"/>
-          <w:sz w:val="22"/>
-          <w:szCs w:val="22"/>
-        </w:rPr>
-        <w:t xml:space="preserve">, A., </w:t>
-      </w:r>
-      <w:r>
-        <w:rPr>
-          <w:rFonts w:ascii="Georgia" w:hAnsi="Georgia" w:cstheme="minorHAnsi"/>
-          <w:b/>
-          <w:bCs/>
-          <w:sz w:val="22"/>
-          <w:szCs w:val="22"/>
-        </w:rPr>
         <w:t>Keeney, N</w:t>
       </w:r>
       <w:r>
@@ -3329,25 +3374,7 @@
           <w:sz w:val="22"/>
           <w:szCs w:val="22"/>
         </w:rPr>
-        <w:t xml:space="preserve">., Zhou, B., and </w:t>
-      </w:r>
-      <w:proofErr w:type="spellStart"/>
-      <w:r>
-        <w:rPr>
-          <w:rFonts w:ascii="Georgia" w:hAnsi="Georgia" w:cstheme="minorHAnsi"/>
-          <w:sz w:val="22"/>
-          <w:szCs w:val="22"/>
-        </w:rPr>
-        <w:t>Okin</w:t>
-      </w:r>
-      <w:proofErr w:type="spellEnd"/>
-      <w:r>
-        <w:rPr>
-          <w:rFonts w:ascii="Georgia" w:hAnsi="Georgia" w:cstheme="minorHAnsi"/>
-          <w:sz w:val="22"/>
-          <w:szCs w:val="22"/>
-        </w:rPr>
-        <w:t>, G. (2021). Calibration of a Wind Erosion and Dust</w:t>
+        <w:t>., Zhou, B., and Okin, G. (2021). Calibration of a Wind Erosion and Dust</w:t>
       </w:r>
       <w:r>
         <w:rPr>
@@ -4213,9 +4240,122 @@
     </w:lvl>
   </w:abstractNum>
   <w:abstractNum w:abstractNumId="6" w15:restartNumberingAfterBreak="0">
+    <w:nsid w:val="69A40CB2"/>
+    <w:multiLevelType w:val="hybridMultilevel"/>
+    <w:tmpl w:val="55B0B85C"/>
+    <w:lvl w:ilvl="0" w:tplc="04090001">
+      <w:start w:val="1"/>
+      <w:numFmt w:val="bullet"/>
+      <w:lvlText w:val=""/>
+      <w:lvlJc w:val="left"/>
+      <w:pPr>
+        <w:ind w:left="360" w:hanging="360"/>
+      </w:pPr>
+      <w:rPr>
+        <w:rFonts w:ascii="Symbol" w:hAnsi="Symbol" w:hint="default"/>
+      </w:rPr>
+    </w:lvl>
+    <w:lvl w:ilvl="1" w:tplc="04090003" w:tentative="1">
+      <w:start w:val="1"/>
+      <w:numFmt w:val="bullet"/>
+      <w:lvlText w:val="o"/>
+      <w:lvlJc w:val="left"/>
+      <w:pPr>
+        <w:ind w:left="1080" w:hanging="360"/>
+      </w:pPr>
+      <w:rPr>
+        <w:rFonts w:ascii="Courier New" w:hAnsi="Courier New" w:cs="Courier New" w:hint="default"/>
+      </w:rPr>
+    </w:lvl>
+    <w:lvl w:ilvl="2" w:tplc="04090005" w:tentative="1">
+      <w:start w:val="1"/>
+      <w:numFmt w:val="bullet"/>
+      <w:lvlText w:val=""/>
+      <w:lvlJc w:val="left"/>
+      <w:pPr>
+        <w:ind w:left="1800" w:hanging="360"/>
+      </w:pPr>
+      <w:rPr>
+        <w:rFonts w:ascii="Wingdings" w:hAnsi="Wingdings" w:hint="default"/>
+      </w:rPr>
+    </w:lvl>
+    <w:lvl w:ilvl="3" w:tplc="04090001" w:tentative="1">
+      <w:start w:val="1"/>
+      <w:numFmt w:val="bullet"/>
+      <w:lvlText w:val=""/>
+      <w:lvlJc w:val="left"/>
+      <w:pPr>
+        <w:ind w:left="2520" w:hanging="360"/>
+      </w:pPr>
+      <w:rPr>
+        <w:rFonts w:ascii="Symbol" w:hAnsi="Symbol" w:hint="default"/>
+      </w:rPr>
+    </w:lvl>
+    <w:lvl w:ilvl="4" w:tplc="04090003" w:tentative="1">
+      <w:start w:val="1"/>
+      <w:numFmt w:val="bullet"/>
+      <w:lvlText w:val="o"/>
+      <w:lvlJc w:val="left"/>
+      <w:pPr>
+        <w:ind w:left="3240" w:hanging="360"/>
+      </w:pPr>
+      <w:rPr>
+        <w:rFonts w:ascii="Courier New" w:hAnsi="Courier New" w:cs="Courier New" w:hint="default"/>
+      </w:rPr>
+    </w:lvl>
+    <w:lvl w:ilvl="5" w:tplc="04090005" w:tentative="1">
+      <w:start w:val="1"/>
+      <w:numFmt w:val="bullet"/>
+      <w:lvlText w:val=""/>
+      <w:lvlJc w:val="left"/>
+      <w:pPr>
+        <w:ind w:left="3960" w:hanging="360"/>
+      </w:pPr>
+      <w:rPr>
+        <w:rFonts w:ascii="Wingdings" w:hAnsi="Wingdings" w:hint="default"/>
+      </w:rPr>
+    </w:lvl>
+    <w:lvl w:ilvl="6" w:tplc="04090001" w:tentative="1">
+      <w:start w:val="1"/>
+      <w:numFmt w:val="bullet"/>
+      <w:lvlText w:val=""/>
+      <w:lvlJc w:val="left"/>
+      <w:pPr>
+        <w:ind w:left="4680" w:hanging="360"/>
+      </w:pPr>
+      <w:rPr>
+        <w:rFonts w:ascii="Symbol" w:hAnsi="Symbol" w:hint="default"/>
+      </w:rPr>
+    </w:lvl>
+    <w:lvl w:ilvl="7" w:tplc="04090003" w:tentative="1">
+      <w:start w:val="1"/>
+      <w:numFmt w:val="bullet"/>
+      <w:lvlText w:val="o"/>
+      <w:lvlJc w:val="left"/>
+      <w:pPr>
+        <w:ind w:left="5400" w:hanging="360"/>
+      </w:pPr>
+      <w:rPr>
+        <w:rFonts w:ascii="Courier New" w:hAnsi="Courier New" w:cs="Courier New" w:hint="default"/>
+      </w:rPr>
+    </w:lvl>
+    <w:lvl w:ilvl="8" w:tplc="04090005" w:tentative="1">
+      <w:start w:val="1"/>
+      <w:numFmt w:val="bullet"/>
+      <w:lvlText w:val=""/>
+      <w:lvlJc w:val="left"/>
+      <w:pPr>
+        <w:ind w:left="6120" w:hanging="360"/>
+      </w:pPr>
+      <w:rPr>
+        <w:rFonts w:ascii="Wingdings" w:hAnsi="Wingdings" w:hint="default"/>
+      </w:rPr>
+    </w:lvl>
+  </w:abstractNum>
+  <w:abstractNum w:abstractNumId="7" w15:restartNumberingAfterBreak="0">
     <w:nsid w:val="6C78079F"/>
     <w:multiLevelType w:val="hybridMultilevel"/>
-    <w:tmpl w:val="CA3875BC"/>
+    <w:tmpl w:val="2E3E76AE"/>
     <w:lvl w:ilvl="0" w:tplc="04090001">
       <w:start w:val="1"/>
       <w:numFmt w:val="bullet"/>
@@ -4323,6 +4463,92 @@
       <w:rPr>
         <w:rFonts w:ascii="Wingdings" w:hAnsi="Wingdings" w:hint="default"/>
       </w:rPr>
+    </w:lvl>
+  </w:abstractNum>
+  <w:abstractNum w:abstractNumId="8" w15:restartNumberingAfterBreak="0">
+    <w:nsid w:val="74E13DC9"/>
+    <w:multiLevelType w:val="hybridMultilevel"/>
+    <w:tmpl w:val="2A428412"/>
+    <w:lvl w:ilvl="0" w:tplc="0409000F">
+      <w:start w:val="1"/>
+      <w:numFmt w:val="decimal"/>
+      <w:lvlText w:val="%1."/>
+      <w:lvlJc w:val="left"/>
+      <w:pPr>
+        <w:ind w:left="720" w:hanging="360"/>
+      </w:pPr>
+    </w:lvl>
+    <w:lvl w:ilvl="1" w:tplc="04090019" w:tentative="1">
+      <w:start w:val="1"/>
+      <w:numFmt w:val="lowerLetter"/>
+      <w:lvlText w:val="%2."/>
+      <w:lvlJc w:val="left"/>
+      <w:pPr>
+        <w:ind w:left="1440" w:hanging="360"/>
+      </w:pPr>
+    </w:lvl>
+    <w:lvl w:ilvl="2" w:tplc="0409001B" w:tentative="1">
+      <w:start w:val="1"/>
+      <w:numFmt w:val="lowerRoman"/>
+      <w:lvlText w:val="%3."/>
+      <w:lvlJc w:val="right"/>
+      <w:pPr>
+        <w:ind w:left="2160" w:hanging="180"/>
+      </w:pPr>
+    </w:lvl>
+    <w:lvl w:ilvl="3" w:tplc="0409000F" w:tentative="1">
+      <w:start w:val="1"/>
+      <w:numFmt w:val="decimal"/>
+      <w:lvlText w:val="%4."/>
+      <w:lvlJc w:val="left"/>
+      <w:pPr>
+        <w:ind w:left="2880" w:hanging="360"/>
+      </w:pPr>
+    </w:lvl>
+    <w:lvl w:ilvl="4" w:tplc="04090019" w:tentative="1">
+      <w:start w:val="1"/>
+      <w:numFmt w:val="lowerLetter"/>
+      <w:lvlText w:val="%5."/>
+      <w:lvlJc w:val="left"/>
+      <w:pPr>
+        <w:ind w:left="3600" w:hanging="360"/>
+      </w:pPr>
+    </w:lvl>
+    <w:lvl w:ilvl="5" w:tplc="0409001B" w:tentative="1">
+      <w:start w:val="1"/>
+      <w:numFmt w:val="lowerRoman"/>
+      <w:lvlText w:val="%6."/>
+      <w:lvlJc w:val="right"/>
+      <w:pPr>
+        <w:ind w:left="4320" w:hanging="180"/>
+      </w:pPr>
+    </w:lvl>
+    <w:lvl w:ilvl="6" w:tplc="0409000F" w:tentative="1">
+      <w:start w:val="1"/>
+      <w:numFmt w:val="decimal"/>
+      <w:lvlText w:val="%7."/>
+      <w:lvlJc w:val="left"/>
+      <w:pPr>
+        <w:ind w:left="5040" w:hanging="360"/>
+      </w:pPr>
+    </w:lvl>
+    <w:lvl w:ilvl="7" w:tplc="04090019" w:tentative="1">
+      <w:start w:val="1"/>
+      <w:numFmt w:val="lowerLetter"/>
+      <w:lvlText w:val="%8."/>
+      <w:lvlJc w:val="left"/>
+      <w:pPr>
+        <w:ind w:left="5760" w:hanging="360"/>
+      </w:pPr>
+    </w:lvl>
+    <w:lvl w:ilvl="8" w:tplc="0409001B" w:tentative="1">
+      <w:start w:val="1"/>
+      <w:numFmt w:val="lowerRoman"/>
+      <w:lvlText w:val="%9."/>
+      <w:lvlJc w:val="right"/>
+      <w:pPr>
+        <w:ind w:left="6480" w:hanging="180"/>
+      </w:pPr>
     </w:lvl>
   </w:abstractNum>
   <w:num w:numId="1" w16cid:durableId="2145655544">
@@ -4341,10 +4567,16 @@
     <w:abstractNumId w:val="0"/>
   </w:num>
   <w:num w:numId="6" w16cid:durableId="1760717446">
-    <w:abstractNumId w:val="6"/>
+    <w:abstractNumId w:val="7"/>
   </w:num>
   <w:num w:numId="7" w16cid:durableId="1844935028">
     <w:abstractNumId w:val="2"/>
+  </w:num>
+  <w:num w:numId="8" w16cid:durableId="1842159520">
+    <w:abstractNumId w:val="8"/>
+  </w:num>
+  <w:num w:numId="9" w16cid:durableId="307251327">
+    <w:abstractNumId w:val="6"/>
   </w:num>
 </w:numbering>
 </file>

--- a/resume/CV_academic_Nicole_Keeney.docx
+++ b/resume/CV_academic_Nicole_Keeney.docx
@@ -141,7 +141,23 @@
           <w:sz w:val="22"/>
           <w:szCs w:val="22"/>
         </w:rPr>
-        <w:t xml:space="preserve">Interdisciplinary climate data scientist with expertise in geospatial analysis. Skilled in Python for open-source tool development, high-performance computing, and cloud-optimized workflows. Research spans </w:t>
+        <w:t xml:space="preserve">Interdisciplinary climate data scientist with expertise in geospatial </w:t>
+      </w:r>
+      <w:r>
+        <w:rPr>
+          <w:rFonts w:ascii="Georgia" w:hAnsi="Georgia" w:cstheme="minorHAnsi"/>
+          <w:sz w:val="22"/>
+          <w:szCs w:val="22"/>
+        </w:rPr>
+        <w:t xml:space="preserve">data </w:t>
+      </w:r>
+      <w:r>
+        <w:rPr>
+          <w:rFonts w:ascii="Georgia" w:hAnsi="Georgia" w:cstheme="minorHAnsi"/>
+          <w:sz w:val="22"/>
+          <w:szCs w:val="22"/>
+        </w:rPr>
+        <w:t xml:space="preserve">analysis. Skilled in Python for open-source tool development, high-performance computing, and cloud-optimized workflows. Research spans </w:t>
       </w:r>
       <w:r>
         <w:rPr>
@@ -173,25 +189,7 @@
           <w:sz w:val="22"/>
           <w:szCs w:val="22"/>
         </w:rPr>
-        <w:t xml:space="preserve"> satellite-based evaluation of </w:t>
-      </w:r>
-      <w:proofErr w:type="gramStart"/>
-      <w:r>
-        <w:rPr>
-          <w:rFonts w:ascii="Georgia" w:hAnsi="Georgia" w:cstheme="minorHAnsi"/>
-          <w:sz w:val="22"/>
-          <w:szCs w:val="22"/>
-        </w:rPr>
-        <w:t>Arctic sea</w:t>
-      </w:r>
-      <w:proofErr w:type="gramEnd"/>
-      <w:r>
-        <w:rPr>
-          <w:rFonts w:ascii="Georgia" w:hAnsi="Georgia" w:cstheme="minorHAnsi"/>
-          <w:sz w:val="22"/>
-          <w:szCs w:val="22"/>
-        </w:rPr>
-        <w:t xml:space="preserve"> ice.</w:t>
+        <w:t xml:space="preserve"> satellite-based evaluation of Arctic sea ice.</w:t>
       </w:r>
     </w:p>
     <w:p>
@@ -589,7 +587,6 @@
         </w:rPr>
         <w:t xml:space="preserve"> </w:t>
       </w:r>
-      <w:proofErr w:type="spellStart"/>
       <w:r>
         <w:rPr>
           <w:rFonts w:ascii="Georgia" w:hAnsi="Georgia" w:cstheme="minorHAnsi"/>
@@ -598,7 +595,6 @@
         </w:rPr>
         <w:t>Berkeley</w:t>
       </w:r>
-      <w:proofErr w:type="spellEnd"/>
       <w:r>
         <w:rPr>
           <w:rFonts w:ascii="Georgia" w:hAnsi="Georgia" w:cstheme="minorHAnsi"/>
@@ -1203,27 +1199,7 @@
           <w:sz w:val="22"/>
           <w:szCs w:val="22"/>
         </w:rPr>
-        <w:t xml:space="preserve">Developing </w:t>
-      </w:r>
-      <w:proofErr w:type="gramStart"/>
-      <w:r>
-        <w:rPr>
-          <w:rFonts w:ascii="Georgia" w:eastAsia="Open Sans Light" w:hAnsi="Georgia" w:cstheme="minorHAnsi"/>
-          <w:bCs/>
-          <w:sz w:val="22"/>
-          <w:szCs w:val="22"/>
-        </w:rPr>
-        <w:t>open source</w:t>
-      </w:r>
-      <w:proofErr w:type="gramEnd"/>
-      <w:r>
-        <w:rPr>
-          <w:rFonts w:ascii="Georgia" w:eastAsia="Open Sans Light" w:hAnsi="Georgia" w:cstheme="minorHAnsi"/>
-          <w:bCs/>
-          <w:sz w:val="22"/>
-          <w:szCs w:val="22"/>
-        </w:rPr>
-        <w:t xml:space="preserve"> code (a collection </w:t>
+        <w:t xml:space="preserve">Developing open source code (a collection </w:t>
       </w:r>
       <w:r>
         <w:rPr>
@@ -1373,27 +1349,7 @@
           <w:sz w:val="22"/>
           <w:szCs w:val="22"/>
         </w:rPr>
-        <w:t xml:space="preserve"> the cloud workflows on an AWS </w:t>
-      </w:r>
-      <w:proofErr w:type="spellStart"/>
-      <w:r>
-        <w:rPr>
-          <w:rFonts w:ascii="Georgia" w:hAnsi="Georgia"/>
-          <w:color w:val="000000"/>
-          <w:sz w:val="22"/>
-          <w:szCs w:val="22"/>
-        </w:rPr>
-        <w:t>ParallelCluster</w:t>
-      </w:r>
-      <w:proofErr w:type="spellEnd"/>
-      <w:r>
-        <w:rPr>
-          <w:rFonts w:ascii="Georgia" w:hAnsi="Georgia"/>
-          <w:color w:val="000000"/>
-          <w:sz w:val="22"/>
-          <w:szCs w:val="22"/>
-        </w:rPr>
-        <w:t>.</w:t>
+        <w:t xml:space="preserve"> the cloud workflows on an AWS ParallelCluster.</w:t>
       </w:r>
     </w:p>
     <w:p>
@@ -1723,25 +1679,7 @@
           <w:sz w:val="22"/>
           <w:szCs w:val="22"/>
         </w:rPr>
-        <w:t xml:space="preserve">utilizing a </w:t>
-      </w:r>
-      <w:proofErr w:type="gramStart"/>
-      <w:r>
-        <w:rPr>
-          <w:rFonts w:ascii="Georgia" w:hAnsi="Georgia" w:cstheme="minorHAnsi"/>
-          <w:sz w:val="22"/>
-          <w:szCs w:val="22"/>
-        </w:rPr>
-        <w:t>high performance</w:t>
-      </w:r>
-      <w:proofErr w:type="gramEnd"/>
-      <w:r>
-        <w:rPr>
-          <w:rFonts w:ascii="Georgia" w:hAnsi="Georgia" w:cstheme="minorHAnsi"/>
-          <w:sz w:val="22"/>
-          <w:szCs w:val="22"/>
-        </w:rPr>
-        <w:t xml:space="preserve"> computing environment.</w:t>
+        <w:t>utilizing a high performance computing environment.</w:t>
       </w:r>
     </w:p>
     <w:p>
@@ -2127,7 +2065,6 @@
         </w:rPr>
         <w:t xml:space="preserve"> drivers of winter </w:t>
       </w:r>
-      <w:proofErr w:type="gramStart"/>
       <w:r>
         <w:rPr>
           <w:rFonts w:ascii="Georgia" w:hAnsi="Georgia" w:cstheme="minorHAnsi"/>
@@ -2142,16 +2079,7 @@
           <w:sz w:val="22"/>
           <w:szCs w:val="22"/>
         </w:rPr>
-        <w:t>sea</w:t>
-      </w:r>
-      <w:proofErr w:type="gramEnd"/>
-      <w:r>
-        <w:rPr>
-          <w:rFonts w:ascii="Georgia" w:hAnsi="Georgia" w:cstheme="minorHAnsi"/>
-          <w:sz w:val="22"/>
-          <w:szCs w:val="22"/>
-        </w:rPr>
-        <w:t xml:space="preserve"> ice growth using gridded data from NASA’s ICESat-2 satellite.</w:t>
+        <w:t>sea ice growth using gridded data from NASA’s ICESat-2 satellite.</w:t>
       </w:r>
     </w:p>
     <w:p>
@@ -2301,20 +2229,8 @@
           <w:szCs w:val="22"/>
           <w:shd w:val="clear" w:color="auto" w:fill="FFFFFF"/>
         </w:rPr>
-        <w:t xml:space="preserve"> </w:t>
-      </w:r>
-      <w:proofErr w:type="spellStart"/>
-      <w:r>
-        <w:rPr>
-          <w:rFonts w:ascii="Georgia" w:hAnsi="Georgia" w:cstheme="minorHAnsi"/>
-          <w:color w:val="000000" w:themeColor="text1"/>
-          <w:sz w:val="22"/>
-          <w:szCs w:val="22"/>
-          <w:shd w:val="clear" w:color="auto" w:fill="FFFFFF"/>
-        </w:rPr>
-        <w:t>Camponuri</w:t>
-      </w:r>
-      <w:proofErr w:type="spellEnd"/>
+        <w:t xml:space="preserve"> Camponuri</w:t>
+      </w:r>
       <w:r>
         <w:rPr>
           <w:rFonts w:ascii="Georgia" w:hAnsi="Georgia" w:cstheme="minorHAnsi"/>
@@ -2353,20 +2269,8 @@
           <w:szCs w:val="22"/>
           <w:shd w:val="clear" w:color="auto" w:fill="FFFFFF"/>
         </w:rPr>
-        <w:t xml:space="preserve"> </w:t>
-      </w:r>
-      <w:proofErr w:type="spellStart"/>
-      <w:r>
-        <w:rPr>
-          <w:rFonts w:ascii="Georgia" w:hAnsi="Georgia" w:cstheme="minorHAnsi"/>
-          <w:color w:val="000000" w:themeColor="text1"/>
-          <w:sz w:val="22"/>
-          <w:szCs w:val="22"/>
-          <w:shd w:val="clear" w:color="auto" w:fill="FFFFFF"/>
-        </w:rPr>
-        <w:t>Collender</w:t>
-      </w:r>
-      <w:proofErr w:type="spellEnd"/>
+        <w:t xml:space="preserve"> Collender</w:t>
+      </w:r>
       <w:r>
         <w:rPr>
           <w:rFonts w:ascii="Georgia" w:hAnsi="Georgia" w:cstheme="minorHAnsi"/>
@@ -2385,20 +2289,8 @@
           <w:szCs w:val="22"/>
           <w:shd w:val="clear" w:color="auto" w:fill="FFFFFF"/>
         </w:rPr>
-        <w:t xml:space="preserve"> </w:t>
-      </w:r>
-      <w:proofErr w:type="spellStart"/>
-      <w:r>
-        <w:rPr>
-          <w:rFonts w:ascii="Georgia" w:hAnsi="Georgia" w:cstheme="minorHAnsi"/>
-          <w:color w:val="000000" w:themeColor="text1"/>
-          <w:sz w:val="22"/>
-          <w:szCs w:val="22"/>
-          <w:shd w:val="clear" w:color="auto" w:fill="FFFFFF"/>
-        </w:rPr>
-        <w:t>Bhattachan</w:t>
-      </w:r>
-      <w:proofErr w:type="spellEnd"/>
+        <w:t xml:space="preserve"> Bhattachan</w:t>
+      </w:r>
       <w:r>
         <w:rPr>
           <w:rFonts w:ascii="Georgia" w:hAnsi="Georgia" w:cstheme="minorHAnsi"/>
@@ -2461,27 +2353,15 @@
         </w:rPr>
         <w:t xml:space="preserve">, E., </w:t>
       </w:r>
-      <w:proofErr w:type="spellStart"/>
-      <w:r>
-        <w:rPr>
-          <w:rFonts w:ascii="Georgia" w:hAnsi="Georgia" w:cstheme="minorHAnsi"/>
-          <w:color w:val="000000" w:themeColor="text1"/>
-          <w:sz w:val="22"/>
-          <w:szCs w:val="22"/>
-          <w:shd w:val="clear" w:color="auto" w:fill="FFFFFF"/>
-        </w:rPr>
-        <w:t>Sondermeyer</w:t>
-      </w:r>
-      <w:proofErr w:type="spellEnd"/>
-      <w:r>
-        <w:rPr>
-          <w:rFonts w:ascii="Georgia" w:hAnsi="Georgia" w:cstheme="minorHAnsi"/>
-          <w:color w:val="000000" w:themeColor="text1"/>
-          <w:sz w:val="22"/>
-          <w:szCs w:val="22"/>
-          <w:shd w:val="clear" w:color="auto" w:fill="FFFFFF"/>
-        </w:rPr>
-        <w:t>-Cooksey</w:t>
+      <w:r>
+        <w:rPr>
+          <w:rFonts w:ascii="Georgia" w:hAnsi="Georgia" w:cstheme="minorHAnsi"/>
+          <w:color w:val="000000" w:themeColor="text1"/>
+          <w:sz w:val="22"/>
+          <w:szCs w:val="22"/>
+          <w:shd w:val="clear" w:color="auto" w:fill="FFFFFF"/>
+        </w:rPr>
+        <w:t>Sondermeyer-Cooksey</w:t>
       </w:r>
       <w:r>
         <w:rPr>
@@ -2521,20 +2401,8 @@
           <w:szCs w:val="22"/>
           <w:shd w:val="clear" w:color="auto" w:fill="FFFFFF"/>
         </w:rPr>
-        <w:t xml:space="preserve"> </w:t>
-      </w:r>
-      <w:proofErr w:type="spellStart"/>
-      <w:r>
-        <w:rPr>
-          <w:rFonts w:ascii="Georgia" w:hAnsi="Georgia" w:cstheme="minorHAnsi"/>
-          <w:color w:val="000000" w:themeColor="text1"/>
-          <w:sz w:val="22"/>
-          <w:szCs w:val="22"/>
-          <w:shd w:val="clear" w:color="auto" w:fill="FFFFFF"/>
-        </w:rPr>
-        <w:t>Vugia</w:t>
-      </w:r>
-      <w:proofErr w:type="spellEnd"/>
+        <w:t xml:space="preserve"> Vugia</w:t>
+      </w:r>
       <w:r>
         <w:rPr>
           <w:rFonts w:ascii="Georgia" w:hAnsi="Georgia" w:cstheme="minorHAnsi"/>
@@ -2613,20 +2481,8 @@
           <w:szCs w:val="22"/>
           <w:shd w:val="clear" w:color="auto" w:fill="FFFFFF"/>
         </w:rPr>
-        <w:t xml:space="preserve"> </w:t>
-      </w:r>
-      <w:proofErr w:type="spellStart"/>
-      <w:r>
-        <w:rPr>
-          <w:rFonts w:ascii="Georgia" w:hAnsi="Georgia" w:cstheme="minorHAnsi"/>
-          <w:color w:val="000000" w:themeColor="text1"/>
-          <w:sz w:val="22"/>
-          <w:szCs w:val="22"/>
-          <w:shd w:val="clear" w:color="auto" w:fill="FFFFFF"/>
-        </w:rPr>
-        <w:t>Remais</w:t>
-      </w:r>
-      <w:proofErr w:type="spellEnd"/>
+        <w:t xml:space="preserve"> Remais</w:t>
+      </w:r>
       <w:r>
         <w:rPr>
           <w:rFonts w:ascii="Georgia" w:hAnsi="Georgia" w:cstheme="minorHAnsi"/>
@@ -2894,25 +2750,14 @@
         </w:rPr>
         <w:t>“</w:t>
       </w:r>
-      <w:proofErr w:type="gramStart"/>
-      <w:r>
-        <w:rPr>
-          <w:rFonts w:ascii="Georgia" w:hAnsi="Georgia" w:cstheme="minorHAnsi"/>
-          <w:color w:val="000000" w:themeColor="text1"/>
-          <w:sz w:val="22"/>
-          <w:szCs w:val="22"/>
-        </w:rPr>
-        <w:t>Winter Arctic sea</w:t>
-      </w:r>
-      <w:proofErr w:type="gramEnd"/>
-      <w:r>
-        <w:rPr>
-          <w:rFonts w:ascii="Georgia" w:hAnsi="Georgia" w:cstheme="minorHAnsi"/>
-          <w:color w:val="000000" w:themeColor="text1"/>
-          <w:sz w:val="22"/>
-          <w:szCs w:val="22"/>
-        </w:rPr>
-        <w:t xml:space="preserve"> ice</w:t>
+      <w:r>
+        <w:rPr>
+          <w:rFonts w:ascii="Georgia" w:hAnsi="Georgia" w:cstheme="minorHAnsi"/>
+          <w:color w:val="000000" w:themeColor="text1"/>
+          <w:sz w:val="22"/>
+          <w:szCs w:val="22"/>
+        </w:rPr>
+        <w:t>Winter Arctic sea ice</w:t>
       </w:r>
     </w:p>
     <w:p>
@@ -3340,23 +3185,13 @@
           <w:szCs w:val="22"/>
         </w:rPr>
       </w:pPr>
-      <w:proofErr w:type="spellStart"/>
-      <w:r>
-        <w:rPr>
-          <w:rFonts w:ascii="Georgia" w:hAnsi="Georgia" w:cstheme="minorHAnsi"/>
-          <w:sz w:val="22"/>
-          <w:szCs w:val="22"/>
-        </w:rPr>
-        <w:t>Bhattachan</w:t>
-      </w:r>
-      <w:proofErr w:type="spellEnd"/>
-      <w:r>
-        <w:rPr>
-          <w:rFonts w:ascii="Georgia" w:hAnsi="Georgia" w:cstheme="minorHAnsi"/>
-          <w:sz w:val="22"/>
-          <w:szCs w:val="22"/>
-        </w:rPr>
-        <w:t xml:space="preserve">, A., </w:t>
+      <w:r>
+        <w:rPr>
+          <w:rFonts w:ascii="Georgia" w:hAnsi="Georgia" w:cstheme="minorHAnsi"/>
+          <w:sz w:val="22"/>
+          <w:szCs w:val="22"/>
+        </w:rPr>
+        <w:t xml:space="preserve">Bhattachan, A., </w:t>
       </w:r>
       <w:r>
         <w:rPr>
